--- a/Assets/Document/new/3.男主特殊事件/修订合集/温叙修订版.docx
+++ b/Assets/Document/new/3.男主特殊事件/修订合集/温叙修订版.docx
@@ -12310,7 +12310,24 @@
           <w:sz w:val="28"/>
           <w:szCs w:val="28"/>
         </w:rPr>
-        <w:t>你则先用自己的包垫在老人的头下</w:t>
+        <w:t>你快速探了探</w:t>
+      </w:r>
+      <w:r>
+        <w:rPr>
+          <w:rFonts w:hint="eastAsia"/>
+          <w:sz w:val="28"/>
+          <w:szCs w:val="28"/>
+          <w:lang w:val="en-US" w:eastAsia="zh-CN"/>
+        </w:rPr>
+        <w:t>老妇人</w:t>
+      </w:r>
+      <w:r>
+        <w:rPr>
+          <w:rFonts w:hint="eastAsia"/>
+          <w:sz w:val="28"/>
+          <w:szCs w:val="28"/>
+        </w:rPr>
+        <w:t>的颈动脉和呼吸</w:t>
       </w:r>
       <w:r>
         <w:rPr>
@@ -12326,8 +12343,242 @@
           <w:rFonts w:hint="eastAsia"/>
           <w:sz w:val="28"/>
           <w:szCs w:val="28"/>
-        </w:rPr>
-        <w:t>水泥地太凉，不能让老人直接躺在地上</w:t>
+          <w:lang w:val="en-US" w:eastAsia="zh-CN"/>
+        </w:rPr>
+        <w:t>虽然存在，但很微弱了||</w:t>
+      </w:r>
+    </w:p>
+    <w:p>
+      <w:pPr>
+        <w:rPr>
+          <w:rFonts w:hint="eastAsia"/>
+          <w:sz w:val="28"/>
+          <w:szCs w:val="28"/>
+        </w:rPr>
+      </w:pPr>
+    </w:p>
+    <w:p>
+      <w:pPr>
+        <w:rPr>
+          <w:rFonts w:hint="default" w:eastAsiaTheme="minorEastAsia"/>
+          <w:sz w:val="28"/>
+          <w:szCs w:val="28"/>
+          <w:lang w:val="en-US" w:eastAsia="zh-CN"/>
+        </w:rPr>
+      </w:pPr>
+      <w:r>
+        <w:rPr>
+          <w:rFonts w:hint="eastAsia"/>
+          <w:sz w:val="28"/>
+          <w:szCs w:val="28"/>
+        </w:rPr>
+        <w:t>女主名</w:t>
+      </w:r>
+      <w:r>
+        <w:rPr>
+          <w:rFonts w:hint="eastAsia"/>
+          <w:sz w:val="28"/>
+          <w:szCs w:val="28"/>
+          <w:lang w:val="en-US" w:eastAsia="zh-CN"/>
+        </w:rPr>
+        <w:t>||</w:t>
+      </w:r>
+      <w:r>
+        <w:rPr>
+          <w:rFonts w:hint="eastAsia"/>
+          <w:sz w:val="28"/>
+          <w:szCs w:val="28"/>
+        </w:rPr>
+        <w:t>“大家都散开点！保持空气流通，别围着拍照了！”</w:t>
+      </w:r>
+      <w:r>
+        <w:rPr>
+          <w:rFonts w:hint="eastAsia"/>
+          <w:sz w:val="28"/>
+          <w:szCs w:val="28"/>
+          <w:lang w:val="en-US" w:eastAsia="zh-CN"/>
+        </w:rPr>
+        <w:t>||0000</w:t>
+      </w:r>
+    </w:p>
+    <w:p>
+      <w:pPr>
+        <w:rPr>
+          <w:rFonts w:hint="eastAsia"/>
+          <w:sz w:val="28"/>
+          <w:szCs w:val="28"/>
+        </w:rPr>
+      </w:pPr>
+    </w:p>
+    <w:p>
+      <w:pPr>
+        <w:rPr>
+          <w:rFonts w:hint="default" w:eastAsiaTheme="minorEastAsia"/>
+          <w:sz w:val="28"/>
+          <w:szCs w:val="28"/>
+          <w:lang w:val="en-US" w:eastAsia="zh-CN"/>
+        </w:rPr>
+      </w:pPr>
+      <w:r>
+        <w:rPr>
+          <w:rFonts w:hint="eastAsia"/>
+          <w:sz w:val="28"/>
+          <w:szCs w:val="28"/>
+        </w:rPr>
+        <w:t>许映月</w:t>
+      </w:r>
+      <w:r>
+        <w:rPr>
+          <w:rFonts w:hint="eastAsia"/>
+          <w:sz w:val="28"/>
+          <w:szCs w:val="28"/>
+          <w:lang w:val="en-US" w:eastAsia="zh-CN"/>
+        </w:rPr>
+        <w:t>||</w:t>
+      </w:r>
+      <w:r>
+        <w:rPr>
+          <w:rFonts w:hint="eastAsia"/>
+          <w:sz w:val="28"/>
+          <w:szCs w:val="28"/>
+        </w:rPr>
+        <w:t>“我已经打120了，救护车马上从市中心医院过来。”</w:t>
+      </w:r>
+      <w:r>
+        <w:rPr>
+          <w:rFonts w:hint="eastAsia"/>
+          <w:sz w:val="28"/>
+          <w:szCs w:val="28"/>
+          <w:lang w:val="en-US" w:eastAsia="zh-CN"/>
+        </w:rPr>
+        <w:t>||0000</w:t>
+      </w:r>
+    </w:p>
+    <w:p>
+      <w:pPr>
+        <w:rPr>
+          <w:rFonts w:hint="eastAsia"/>
+          <w:sz w:val="28"/>
+          <w:szCs w:val="28"/>
+        </w:rPr>
+      </w:pPr>
+    </w:p>
+    <w:p>
+      <w:pPr>
+        <w:rPr>
+          <w:rFonts w:hint="default" w:eastAsiaTheme="minorEastAsia"/>
+          <w:sz w:val="28"/>
+          <w:szCs w:val="28"/>
+          <w:lang w:val="en-US" w:eastAsia="zh-CN"/>
+        </w:rPr>
+      </w:pPr>
+      <w:r>
+        <w:rPr>
+          <w:rFonts w:hint="eastAsia"/>
+          <w:sz w:val="28"/>
+          <w:szCs w:val="28"/>
+          <w:lang w:val="en-US" w:eastAsia="zh-CN"/>
+        </w:rPr>
+        <w:t>||</w:t>
+      </w:r>
+      <w:r>
+        <w:rPr>
+          <w:rFonts w:hint="eastAsia"/>
+          <w:sz w:val="28"/>
+          <w:szCs w:val="28"/>
+        </w:rPr>
+        <w:t>清脆果断的声音让几个愣神的路人也纷纷收起手机，主动让出了空间</w:t>
+      </w:r>
+      <w:r>
+        <w:rPr>
+          <w:rFonts w:hint="eastAsia"/>
+          <w:sz w:val="28"/>
+          <w:szCs w:val="28"/>
+          <w:lang w:val="en-US" w:eastAsia="zh-CN"/>
+        </w:rPr>
+        <w:t>||</w:t>
+      </w:r>
+    </w:p>
+    <w:p>
+      <w:pPr>
+        <w:rPr>
+          <w:rFonts w:hint="eastAsia"/>
+          <w:sz w:val="28"/>
+          <w:szCs w:val="28"/>
+        </w:rPr>
+      </w:pPr>
+    </w:p>
+    <w:p>
+      <w:pPr>
+        <w:rPr>
+          <w:rFonts w:hint="eastAsia"/>
+          <w:sz w:val="28"/>
+          <w:szCs w:val="28"/>
+          <w:lang w:val="en-US" w:eastAsia="zh-CN"/>
+        </w:rPr>
+      </w:pPr>
+      <w:r>
+        <w:rPr>
+          <w:rFonts w:hint="eastAsia"/>
+          <w:sz w:val="28"/>
+          <w:szCs w:val="28"/>
+          <w:lang w:val="en-US" w:eastAsia="zh-CN"/>
+        </w:rPr>
+        <w:t>||</w:t>
+      </w:r>
+      <w:r>
+        <w:rPr>
+          <w:rFonts w:hint="eastAsia"/>
+          <w:sz w:val="28"/>
+          <w:szCs w:val="28"/>
+        </w:rPr>
+        <w:t>在等待救护车的几分钟里，你小心翼翼地在老人的随身布包里翻找，希望能找到病历或药瓶</w:t>
+      </w:r>
+      <w:r>
+        <w:rPr>
+          <w:rFonts w:hint="eastAsia"/>
+          <w:sz w:val="28"/>
+          <w:szCs w:val="28"/>
+          <w:lang w:val="en-US" w:eastAsia="zh-CN"/>
+        </w:rPr>
+        <w:t>||</w:t>
+      </w:r>
+    </w:p>
+    <w:p>
+      <w:pPr>
+        <w:rPr>
+          <w:rFonts w:hint="eastAsia"/>
+          <w:sz w:val="28"/>
+          <w:szCs w:val="28"/>
+          <w:lang w:val="en-US" w:eastAsia="zh-CN"/>
+        </w:rPr>
+      </w:pPr>
+    </w:p>
+    <w:p>
+      <w:pPr>
+        <w:rPr>
+          <w:rFonts w:hint="default" w:eastAsiaTheme="minorEastAsia"/>
+          <w:sz w:val="28"/>
+          <w:szCs w:val="28"/>
+          <w:lang w:val="en-US" w:eastAsia="zh-CN"/>
+        </w:rPr>
+      </w:pPr>
+      <w:r>
+        <w:rPr>
+          <w:rFonts w:hint="eastAsia"/>
+          <w:sz w:val="28"/>
+          <w:szCs w:val="28"/>
+          <w:lang w:val="en-US" w:eastAsia="zh-CN"/>
+        </w:rPr>
+        <w:t>||</w:t>
+      </w:r>
+      <w:r>
+        <w:rPr>
+          <w:rFonts w:hint="eastAsia"/>
+          <w:sz w:val="28"/>
+          <w:szCs w:val="28"/>
+        </w:rPr>
+        <w:t>没有找到药，却在夹层里找到了一张过塑的紧急联系人卡片</w:t>
       </w:r>
       <w:r>
         <w:rPr>
@@ -12344,7 +12595,69 @@
           <w:sz w:val="28"/>
           <w:szCs w:val="28"/>
         </w:rPr>
-        <w:t>然后快速探了探她的颈动脉和呼吸</w:t>
+        <w:t>上面只有一串加粗的电话号码</w:t>
+      </w:r>
+      <w:r>
+        <w:rPr>
+          <w:rFonts w:hint="eastAsia"/>
+          <w:sz w:val="28"/>
+          <w:szCs w:val="28"/>
+          <w:lang w:val="en-US" w:eastAsia="zh-CN"/>
+        </w:rPr>
+        <w:t>||</w:t>
+      </w:r>
+    </w:p>
+    <w:p>
+      <w:pPr>
+        <w:rPr>
+          <w:rFonts w:hint="eastAsia"/>
+          <w:sz w:val="28"/>
+          <w:szCs w:val="28"/>
+        </w:rPr>
+      </w:pPr>
+    </w:p>
+    <w:p>
+      <w:pPr>
+        <w:rPr>
+          <w:rFonts w:hint="default" w:eastAsiaTheme="minorEastAsia"/>
+          <w:sz w:val="28"/>
+          <w:szCs w:val="28"/>
+          <w:lang w:val="en-US" w:eastAsia="zh-CN"/>
+        </w:rPr>
+      </w:pPr>
+      <w:r>
+        <w:rPr>
+          <w:rFonts w:hint="eastAsia"/>
+          <w:sz w:val="28"/>
+          <w:szCs w:val="28"/>
+          <w:lang w:val="en-US" w:eastAsia="zh-CN"/>
+        </w:rPr>
+        <w:t>||</w:t>
+      </w:r>
+      <w:r>
+        <w:rPr>
+          <w:rFonts w:hint="eastAsia"/>
+          <w:sz w:val="28"/>
+          <w:szCs w:val="28"/>
+        </w:rPr>
+        <w:t>你毫不犹豫地照着号码拨了过去</w:t>
+      </w:r>
+      <w:r>
+        <w:rPr>
+          <w:rFonts w:hint="eastAsia"/>
+          <w:sz w:val="28"/>
+          <w:szCs w:val="28"/>
+          <w:lang w:eastAsia="zh-CN"/>
+        </w:rPr>
+        <w:t>，</w:t>
+      </w:r>
+      <w:r>
+        <w:rPr>
+          <w:rFonts w:hint="eastAsia"/>
+          <w:sz w:val="28"/>
+          <w:szCs w:val="28"/>
+        </w:rPr>
+        <w:t>电话响了一会儿才被接起</w:t>
       </w:r>
       <w:r>
         <w:rPr>
@@ -12397,7 +12710,7 @@
           <w:sz w:val="28"/>
           <w:szCs w:val="28"/>
         </w:rPr>
-        <w:t>“大家都散开点！保持空气流通，别围着拍照了！”</w:t>
+        <w:t>“喂？请问是机主家属吗？她在天环商场晕倒了，救护车马上把她送到市中心医院急诊科，您尽快过来一趟！”</w:t>
       </w:r>
       <w:r>
         <w:rPr>
@@ -12432,25 +12745,178 @@
           <w:rFonts w:hint="eastAsia"/>
           <w:sz w:val="28"/>
           <w:szCs w:val="28"/>
-        </w:rPr>
-        <w:t>许映月</w:t>
-      </w:r>
-      <w:r>
-        <w:rPr>
-          <w:rFonts w:hint="eastAsia"/>
-          <w:sz w:val="28"/>
-          <w:szCs w:val="28"/>
-          <w:lang w:val="en-US" w:eastAsia="zh-CN"/>
-        </w:rPr>
-        <w:t>||</w:t>
-      </w:r>
-      <w:r>
-        <w:rPr>
-          <w:rFonts w:hint="eastAsia"/>
-          <w:sz w:val="28"/>
-          <w:szCs w:val="28"/>
-        </w:rPr>
-        <w:t>“我已经打120了，救护车马上从市中心医院过来。”</w:t>
+          <w:lang w:val="en-US" w:eastAsia="zh-CN"/>
+        </w:rPr>
+        <w:t>||</w:t>
+      </w:r>
+      <w:r>
+        <w:rPr>
+          <w:rFonts w:hint="eastAsia"/>
+          <w:sz w:val="28"/>
+          <w:szCs w:val="28"/>
+        </w:rPr>
+        <w:t>电话那头先是死一般的寂静</w:t>
+      </w:r>
+      <w:r>
+        <w:rPr>
+          <w:rFonts w:hint="eastAsia"/>
+          <w:sz w:val="28"/>
+          <w:szCs w:val="28"/>
+          <w:lang w:val="en-US" w:eastAsia="zh-CN"/>
+        </w:rPr>
+        <w:t>||</w:t>
+      </w:r>
+    </w:p>
+    <w:p>
+      <w:pPr>
+        <w:rPr>
+          <w:rFonts w:hint="eastAsia"/>
+          <w:sz w:val="28"/>
+          <w:szCs w:val="28"/>
+        </w:rPr>
+      </w:pPr>
+    </w:p>
+    <w:p>
+      <w:pPr>
+        <w:rPr>
+          <w:rFonts w:hint="eastAsia"/>
+          <w:sz w:val="28"/>
+          <w:szCs w:val="28"/>
+          <w:lang w:val="en-US" w:eastAsia="zh-CN"/>
+        </w:rPr>
+      </w:pPr>
+      <w:r>
+        <w:rPr>
+          <w:rFonts w:hint="eastAsia"/>
+          <w:sz w:val="28"/>
+          <w:szCs w:val="28"/>
+          <w:lang w:val="en-US" w:eastAsia="zh-CN"/>
+        </w:rPr>
+        <w:t>||</w:t>
+      </w:r>
+      <w:r>
+        <w:rPr>
+          <w:rFonts w:hint="eastAsia"/>
+          <w:sz w:val="28"/>
+          <w:szCs w:val="28"/>
+        </w:rPr>
+        <w:t>紧接着传来椅子翻倒和重物落地的声响</w:t>
+      </w:r>
+      <w:r>
+        <w:rPr>
+          <w:rFonts w:hint="eastAsia"/>
+          <w:sz w:val="28"/>
+          <w:szCs w:val="28"/>
+          <w:lang w:eastAsia="zh-CN"/>
+        </w:rPr>
+        <w:t>，</w:t>
+      </w:r>
+      <w:r>
+        <w:rPr>
+          <w:rFonts w:hint="eastAsia"/>
+          <w:sz w:val="28"/>
+          <w:szCs w:val="28"/>
+        </w:rPr>
+        <w:t>那是有人猛地站起来，撞翻了椅子，又碰倒了什么东西</w:t>
+      </w:r>
+      <w:r>
+        <w:rPr>
+          <w:rFonts w:hint="eastAsia"/>
+          <w:sz w:val="28"/>
+          <w:szCs w:val="28"/>
+          <w:lang w:val="en-US" w:eastAsia="zh-CN"/>
+        </w:rPr>
+        <w:t>||</w:t>
+      </w:r>
+    </w:p>
+    <w:p>
+      <w:pPr>
+        <w:rPr>
+          <w:rFonts w:hint="eastAsia"/>
+          <w:sz w:val="28"/>
+          <w:szCs w:val="28"/>
+          <w:lang w:val="en-US" w:eastAsia="zh-CN"/>
+        </w:rPr>
+      </w:pPr>
+    </w:p>
+    <w:p>
+      <w:pPr>
+        <w:rPr>
+          <w:rFonts w:hint="default" w:eastAsiaTheme="minorEastAsia"/>
+          <w:sz w:val="28"/>
+          <w:szCs w:val="28"/>
+          <w:lang w:val="en-US" w:eastAsia="zh-CN"/>
+        </w:rPr>
+      </w:pPr>
+      <w:r>
+        <w:rPr>
+          <w:rFonts w:hint="eastAsia"/>
+          <w:sz w:val="28"/>
+          <w:szCs w:val="28"/>
+          <w:lang w:val="en-US" w:eastAsia="zh-CN"/>
+        </w:rPr>
+        <w:t>||</w:t>
+      </w:r>
+      <w:r>
+        <w:rPr>
+          <w:rFonts w:hint="eastAsia"/>
+          <w:sz w:val="28"/>
+          <w:szCs w:val="28"/>
+        </w:rPr>
+        <w:t>随后是一道耳熟、却透着慌乱与微颤的男声</w:t>
+      </w:r>
+      <w:r>
+        <w:rPr>
+          <w:rFonts w:hint="eastAsia"/>
+          <w:sz w:val="28"/>
+          <w:szCs w:val="28"/>
+          <w:lang w:val="en-US" w:eastAsia="zh-CN"/>
+        </w:rPr>
+        <w:t>||</w:t>
+      </w:r>
+    </w:p>
+    <w:p>
+      <w:pPr>
+        <w:rPr>
+          <w:rFonts w:hint="eastAsia"/>
+          <w:sz w:val="28"/>
+          <w:szCs w:val="28"/>
+        </w:rPr>
+      </w:pPr>
+    </w:p>
+    <w:p>
+      <w:pPr>
+        <w:rPr>
+          <w:rFonts w:hint="default" w:eastAsiaTheme="minorEastAsia"/>
+          <w:sz w:val="28"/>
+          <w:szCs w:val="28"/>
+          <w:lang w:val="en-US" w:eastAsia="zh-CN"/>
+        </w:rPr>
+      </w:pPr>
+      <w:r>
+        <w:rPr>
+          <w:rFonts w:hint="eastAsia"/>
+          <w:sz w:val="28"/>
+          <w:szCs w:val="28"/>
+        </w:rPr>
+        <w:t>温叙</w:t>
+      </w:r>
+      <w:r>
+        <w:rPr>
+          <w:rFonts w:hint="eastAsia"/>
+          <w:sz w:val="28"/>
+          <w:szCs w:val="28"/>
+          <w:lang w:val="en-US" w:eastAsia="zh-CN"/>
+        </w:rPr>
+        <w:t>||</w:t>
+      </w:r>
+      <w:r>
+        <w:rPr>
+          <w:rFonts w:hint="eastAsia"/>
+          <w:sz w:val="28"/>
+          <w:szCs w:val="28"/>
+        </w:rPr>
+        <w:t>“我，我马上到！求你先别走，帮我看着她……”</w:t>
       </w:r>
       <w:r>
         <w:rPr>
@@ -12495,98 +12961,7 @@
           <w:sz w:val="28"/>
           <w:szCs w:val="28"/>
         </w:rPr>
-        <w:t>清脆果断的声音让几个愣神的路人也纷纷收起手机，主动让出了空间</w:t>
-      </w:r>
-      <w:r>
-        <w:rPr>
-          <w:rFonts w:hint="eastAsia"/>
-          <w:sz w:val="28"/>
-          <w:szCs w:val="28"/>
-          <w:lang w:val="en-US" w:eastAsia="zh-CN"/>
-        </w:rPr>
-        <w:t>||</w:t>
-      </w:r>
-    </w:p>
-    <w:p>
-      <w:pPr>
-        <w:rPr>
-          <w:rFonts w:hint="eastAsia"/>
-          <w:sz w:val="28"/>
-          <w:szCs w:val="28"/>
-        </w:rPr>
-      </w:pPr>
-    </w:p>
-    <w:p>
-      <w:pPr>
-        <w:rPr>
-          <w:rFonts w:hint="eastAsia"/>
-          <w:sz w:val="28"/>
-          <w:szCs w:val="28"/>
-          <w:lang w:val="en-US" w:eastAsia="zh-CN"/>
-        </w:rPr>
-      </w:pPr>
-      <w:r>
-        <w:rPr>
-          <w:rFonts w:hint="eastAsia"/>
-          <w:sz w:val="28"/>
-          <w:szCs w:val="28"/>
-          <w:lang w:val="en-US" w:eastAsia="zh-CN"/>
-        </w:rPr>
-        <w:t>||</w:t>
-      </w:r>
-      <w:r>
-        <w:rPr>
-          <w:rFonts w:hint="eastAsia"/>
-          <w:sz w:val="28"/>
-          <w:szCs w:val="28"/>
-        </w:rPr>
-        <w:t>在等待救护车的几分钟里，你小心翼翼地在老人的随身布包里翻找，希望能找到病历或药瓶</w:t>
-      </w:r>
-      <w:r>
-        <w:rPr>
-          <w:rFonts w:hint="eastAsia"/>
-          <w:sz w:val="28"/>
-          <w:szCs w:val="28"/>
-          <w:lang w:val="en-US" w:eastAsia="zh-CN"/>
-        </w:rPr>
-        <w:t>||</w:t>
-      </w:r>
-    </w:p>
-    <w:p>
-      <w:pPr>
-        <w:rPr>
-          <w:rFonts w:hint="eastAsia"/>
-          <w:sz w:val="28"/>
-          <w:szCs w:val="28"/>
-          <w:lang w:val="en-US" w:eastAsia="zh-CN"/>
-        </w:rPr>
-      </w:pPr>
-    </w:p>
-    <w:p>
-      <w:pPr>
-        <w:rPr>
-          <w:rFonts w:hint="default" w:eastAsiaTheme="minorEastAsia"/>
-          <w:sz w:val="28"/>
-          <w:szCs w:val="28"/>
-          <w:lang w:val="en-US" w:eastAsia="zh-CN"/>
-        </w:rPr>
-      </w:pPr>
-      <w:r>
-        <w:rPr>
-          <w:rFonts w:hint="eastAsia"/>
-          <w:sz w:val="28"/>
-          <w:szCs w:val="28"/>
-          <w:lang w:val="en-US" w:eastAsia="zh-CN"/>
-        </w:rPr>
-        <w:t>||</w:t>
-      </w:r>
-      <w:r>
-        <w:rPr>
-          <w:rFonts w:hint="eastAsia"/>
-          <w:sz w:val="28"/>
-          <w:szCs w:val="28"/>
-        </w:rPr>
-        <w:t>没有找到药，却在夹层里找到了一张过塑的紧急联系人卡片</w:t>
+        <w:t>那声音支离破碎，带着浓浓的恐惧</w:t>
       </w:r>
       <w:r>
         <w:rPr>
@@ -12595,6 +12970,141 @@
           <w:szCs w:val="28"/>
           <w:lang w:eastAsia="zh-CN"/>
         </w:rPr>
+        <w:t>。</w:t>
+      </w:r>
+      <w:r>
+        <w:rPr>
+          <w:rFonts w:hint="eastAsia"/>
+          <w:sz w:val="28"/>
+          <w:szCs w:val="28"/>
+        </w:rPr>
+        <w:t>是真的怕，声音都在抖，几乎语无伦次</w:t>
+      </w:r>
+      <w:r>
+        <w:rPr>
+          <w:rFonts w:hint="eastAsia"/>
+          <w:sz w:val="28"/>
+          <w:szCs w:val="28"/>
+          <w:lang w:val="en-US" w:eastAsia="zh-CN"/>
+        </w:rPr>
+        <w:t>||</w:t>
+      </w:r>
+    </w:p>
+    <w:p>
+      <w:pPr>
+        <w:rPr>
+          <w:rFonts w:hint="eastAsia"/>
+          <w:sz w:val="28"/>
+          <w:szCs w:val="28"/>
+        </w:rPr>
+      </w:pPr>
+    </w:p>
+    <w:p>
+      <w:pPr>
+        <w:rPr>
+          <w:rFonts w:hint="default" w:eastAsiaTheme="minorEastAsia"/>
+          <w:sz w:val="28"/>
+          <w:szCs w:val="28"/>
+          <w:lang w:val="en-US" w:eastAsia="zh-CN"/>
+        </w:rPr>
+      </w:pPr>
+      <w:r>
+        <w:rPr>
+          <w:rFonts w:hint="eastAsia"/>
+          <w:sz w:val="28"/>
+          <w:szCs w:val="28"/>
+          <w:lang w:val="en-US" w:eastAsia="zh-CN"/>
+        </w:rPr>
+        <w:t>||来不及细想电话那头是不是熟人，救护车已经抵达，你挂断电话，跟着医护人员上了车||</w:t>
+      </w:r>
+    </w:p>
+    <w:p>
+      <w:pPr>
+        <w:rPr>
+          <w:rFonts w:hint="eastAsia"/>
+          <w:sz w:val="28"/>
+          <w:szCs w:val="28"/>
+        </w:rPr>
+      </w:pPr>
+    </w:p>
+    <w:p>
+      <w:pPr>
+        <w:rPr>
+          <w:rFonts w:hint="default" w:eastAsiaTheme="minorEastAsia"/>
+          <w:sz w:val="28"/>
+          <w:szCs w:val="28"/>
+          <w:lang w:val="en-US" w:eastAsia="zh-CN"/>
+        </w:rPr>
+      </w:pPr>
+      <w:r>
+        <w:rPr>
+          <w:rFonts w:hint="eastAsia"/>
+          <w:sz w:val="28"/>
+          <w:szCs w:val="28"/>
+          <w:lang w:val="en-US" w:eastAsia="zh-CN"/>
+        </w:rPr>
+        <w:t>||</w:t>
+      </w:r>
+      <w:r>
+        <w:rPr>
+          <w:rFonts w:hint="eastAsia"/>
+          <w:sz w:val="28"/>
+          <w:szCs w:val="28"/>
+        </w:rPr>
+        <w:t>半小时后，市中心医院急诊室走廊</w:t>
+      </w:r>
+      <w:r>
+        <w:rPr>
+          <w:rFonts w:hint="eastAsia"/>
+          <w:sz w:val="28"/>
+          <w:szCs w:val="28"/>
+          <w:lang w:val="en-US" w:eastAsia="zh-CN"/>
+        </w:rPr>
+        <w:t>||</w:t>
+      </w:r>
+    </w:p>
+    <w:p>
+      <w:pPr>
+        <w:rPr>
+          <w:rFonts w:hint="eastAsia"/>
+          <w:sz w:val="28"/>
+          <w:szCs w:val="28"/>
+        </w:rPr>
+      </w:pPr>
+    </w:p>
+    <w:p>
+      <w:pPr>
+        <w:rPr>
+          <w:rFonts w:hint="default" w:eastAsiaTheme="minorEastAsia"/>
+          <w:sz w:val="28"/>
+          <w:szCs w:val="28"/>
+          <w:lang w:val="en-US" w:eastAsia="zh-CN"/>
+        </w:rPr>
+      </w:pPr>
+      <w:r>
+        <w:rPr>
+          <w:rFonts w:hint="eastAsia"/>
+          <w:sz w:val="28"/>
+          <w:szCs w:val="28"/>
+          <w:lang w:val="en-US" w:eastAsia="zh-CN"/>
+        </w:rPr>
+        <w:t>||</w:t>
+      </w:r>
+      <w:r>
+        <w:rPr>
+          <w:rFonts w:hint="eastAsia"/>
+          <w:sz w:val="28"/>
+          <w:szCs w:val="28"/>
+        </w:rPr>
+        <w:t>许映月主动去前台缴费和办手续，你独自坐在长椅上</w:t>
+      </w:r>
+      <w:r>
+        <w:rPr>
+          <w:rFonts w:hint="eastAsia"/>
+          <w:sz w:val="28"/>
+          <w:szCs w:val="28"/>
+          <w:lang w:eastAsia="zh-CN"/>
+        </w:rPr>
         <w:t>，</w:t>
       </w:r>
       <w:r>
@@ -12603,52 +13113,142 @@
           <w:sz w:val="28"/>
           <w:szCs w:val="28"/>
         </w:rPr>
-        <w:t>上面只有一串加粗的电话号码</w:t>
-      </w:r>
-      <w:r>
-        <w:rPr>
-          <w:rFonts w:hint="eastAsia"/>
-          <w:sz w:val="28"/>
-          <w:szCs w:val="28"/>
-          <w:lang w:val="en-US" w:eastAsia="zh-CN"/>
-        </w:rPr>
-        <w:t>||</w:t>
-      </w:r>
-    </w:p>
-    <w:p>
-      <w:pPr>
-        <w:rPr>
-          <w:rFonts w:hint="eastAsia"/>
-          <w:sz w:val="28"/>
-          <w:szCs w:val="28"/>
-        </w:rPr>
-      </w:pPr>
-    </w:p>
-    <w:p>
-      <w:pPr>
-        <w:rPr>
-          <w:rFonts w:hint="default" w:eastAsiaTheme="minorEastAsia"/>
-          <w:sz w:val="28"/>
-          <w:szCs w:val="28"/>
-          <w:lang w:val="en-US" w:eastAsia="zh-CN"/>
-        </w:rPr>
-      </w:pPr>
-      <w:r>
-        <w:rPr>
-          <w:rFonts w:hint="eastAsia"/>
-          <w:sz w:val="28"/>
-          <w:szCs w:val="28"/>
-          <w:lang w:val="en-US" w:eastAsia="zh-CN"/>
-        </w:rPr>
-        <w:t>||</w:t>
-      </w:r>
-      <w:r>
-        <w:rPr>
-          <w:rFonts w:hint="eastAsia"/>
-          <w:sz w:val="28"/>
-          <w:szCs w:val="28"/>
-        </w:rPr>
-        <w:t>你毫不犹豫地照着号码拨了过去</w:t>
+        <w:t>消毒水的气味充斥着鼻腔，白炽灯的光线冷硬而惨白</w:t>
+      </w:r>
+      <w:r>
+        <w:rPr>
+          <w:rFonts w:hint="eastAsia"/>
+          <w:sz w:val="28"/>
+          <w:szCs w:val="28"/>
+          <w:lang w:val="en-US" w:eastAsia="zh-CN"/>
+        </w:rPr>
+        <w:t>||</w:t>
+      </w:r>
+    </w:p>
+    <w:p>
+      <w:pPr>
+        <w:rPr>
+          <w:rFonts w:hint="eastAsia"/>
+          <w:sz w:val="28"/>
+          <w:szCs w:val="28"/>
+        </w:rPr>
+      </w:pPr>
+    </w:p>
+    <w:p>
+      <w:pPr>
+        <w:rPr>
+          <w:rFonts w:hint="default" w:eastAsiaTheme="minorEastAsia"/>
+          <w:sz w:val="28"/>
+          <w:szCs w:val="28"/>
+          <w:lang w:val="en-US" w:eastAsia="zh-CN"/>
+        </w:rPr>
+      </w:pPr>
+      <w:r>
+        <w:rPr>
+          <w:rFonts w:hint="eastAsia"/>
+          <w:sz w:val="28"/>
+          <w:szCs w:val="28"/>
+          <w:lang w:val="en-US" w:eastAsia="zh-CN"/>
+        </w:rPr>
+        <w:t>||</w:t>
+      </w:r>
+      <w:r>
+        <w:rPr>
+          <w:rFonts w:hint="eastAsia"/>
+          <w:sz w:val="28"/>
+          <w:szCs w:val="28"/>
+        </w:rPr>
+        <w:t>一阵急促到近乎踉跄的脚步声在走廊尽头响起，打破了压抑的宁静</w:t>
+      </w:r>
+      <w:r>
+        <w:rPr>
+          <w:rFonts w:hint="eastAsia"/>
+          <w:sz w:val="28"/>
+          <w:szCs w:val="28"/>
+          <w:lang w:val="en-US" w:eastAsia="zh-CN"/>
+        </w:rPr>
+        <w:t>||</w:t>
+      </w:r>
+    </w:p>
+    <w:p>
+      <w:pPr>
+        <w:rPr>
+          <w:rFonts w:hint="eastAsia"/>
+          <w:sz w:val="28"/>
+          <w:szCs w:val="28"/>
+        </w:rPr>
+      </w:pPr>
+    </w:p>
+    <w:p>
+      <w:pPr>
+        <w:rPr>
+          <w:rFonts w:hint="default" w:eastAsiaTheme="minorEastAsia"/>
+          <w:sz w:val="28"/>
+          <w:szCs w:val="28"/>
+          <w:lang w:val="en-US" w:eastAsia="zh-CN"/>
+        </w:rPr>
+      </w:pPr>
+      <w:r>
+        <w:rPr>
+          <w:rFonts w:hint="eastAsia"/>
+          <w:sz w:val="28"/>
+          <w:szCs w:val="28"/>
+          <w:lang w:val="en-US" w:eastAsia="zh-CN"/>
+        </w:rPr>
+        <w:t>||</w:t>
+      </w:r>
+      <w:r>
+        <w:rPr>
+          <w:rFonts w:hint="eastAsia"/>
+          <w:sz w:val="28"/>
+          <w:szCs w:val="28"/>
+        </w:rPr>
+        <w:t>你抬起头，然后愣住了</w:t>
+      </w:r>
+      <w:r>
+        <w:rPr>
+          <w:rFonts w:hint="eastAsia"/>
+          <w:sz w:val="28"/>
+          <w:szCs w:val="28"/>
+          <w:lang w:val="en-US" w:eastAsia="zh-CN"/>
+        </w:rPr>
+        <w:t>||</w:t>
+      </w:r>
+    </w:p>
+    <w:p>
+      <w:pPr>
+        <w:rPr>
+          <w:rFonts w:hint="eastAsia"/>
+          <w:sz w:val="28"/>
+          <w:szCs w:val="28"/>
+        </w:rPr>
+      </w:pPr>
+    </w:p>
+    <w:p>
+      <w:pPr>
+        <w:rPr>
+          <w:rFonts w:hint="default"/>
+          <w:sz w:val="28"/>
+          <w:szCs w:val="28"/>
+          <w:lang w:val="en-US" w:eastAsia="zh-CN"/>
+        </w:rPr>
+      </w:pPr>
+      <w:r>
+        <w:rPr>
+          <w:rFonts w:hint="eastAsia"/>
+          <w:sz w:val="28"/>
+          <w:szCs w:val="28"/>
+          <w:lang w:val="en-US" w:eastAsia="zh-CN"/>
+        </w:rPr>
+        <w:t>||</w:t>
+      </w:r>
+      <w:r>
+        <w:rPr>
+          <w:rFonts w:hint="eastAsia"/>
+          <w:sz w:val="28"/>
+          <w:szCs w:val="28"/>
+        </w:rPr>
+        <w:t>温叙只穿着一件单薄的白衬衫，领口微微敞开</w:t>
       </w:r>
       <w:r>
         <w:rPr>
@@ -12665,7 +13265,234 @@
           <w:sz w:val="28"/>
           <w:szCs w:val="28"/>
         </w:rPr>
-        <w:t>电话响了一会儿才被接起</w:t>
+        <w:t>他跑得太急，外套都没来得及穿</w:t>
+      </w:r>
+      <w:r>
+        <w:rPr>
+          <w:rFonts w:hint="eastAsia"/>
+          <w:sz w:val="28"/>
+          <w:szCs w:val="28"/>
+          <w:lang w:val="en-US" w:eastAsia="zh-CN"/>
+        </w:rPr>
+        <w:t>||0000</w:t>
+      </w:r>
+    </w:p>
+    <w:p>
+      <w:pPr>
+        <w:rPr>
+          <w:rFonts w:hint="eastAsia"/>
+          <w:sz w:val="28"/>
+          <w:szCs w:val="28"/>
+          <w:lang w:val="en-US" w:eastAsia="zh-CN"/>
+        </w:rPr>
+      </w:pPr>
+    </w:p>
+    <w:p>
+      <w:pPr>
+        <w:rPr>
+          <w:rFonts w:hint="default" w:eastAsiaTheme="minorEastAsia"/>
+          <w:sz w:val="28"/>
+          <w:szCs w:val="28"/>
+          <w:lang w:val="en-US" w:eastAsia="zh-CN"/>
+        </w:rPr>
+      </w:pPr>
+      <w:r>
+        <w:rPr>
+          <w:rFonts w:hint="eastAsia"/>
+          <w:sz w:val="28"/>
+          <w:szCs w:val="28"/>
+          <w:lang w:val="en-US" w:eastAsia="zh-CN"/>
+        </w:rPr>
+        <w:t>||</w:t>
+      </w:r>
+      <w:r>
+        <w:rPr>
+          <w:rFonts w:hint="eastAsia"/>
+          <w:sz w:val="28"/>
+          <w:szCs w:val="28"/>
+        </w:rPr>
+        <w:t>发丝凌乱地贴在满是细汗的额头上，眼眶红得吓人，嘴唇因为过度紧张而失去血色</w:t>
+      </w:r>
+      <w:r>
+        <w:rPr>
+          <w:rFonts w:hint="eastAsia"/>
+          <w:sz w:val="28"/>
+          <w:szCs w:val="28"/>
+          <w:lang w:val="en-US" w:eastAsia="zh-CN"/>
+        </w:rPr>
+        <w:t>||0000</w:t>
+      </w:r>
+    </w:p>
+    <w:p>
+      <w:pPr>
+        <w:rPr>
+          <w:rFonts w:hint="eastAsia"/>
+          <w:sz w:val="28"/>
+          <w:szCs w:val="28"/>
+        </w:rPr>
+      </w:pPr>
+    </w:p>
+    <w:p>
+      <w:pPr>
+        <w:rPr>
+          <w:rFonts w:hint="default" w:eastAsiaTheme="minorEastAsia"/>
+          <w:sz w:val="28"/>
+          <w:szCs w:val="28"/>
+          <w:lang w:val="en-US" w:eastAsia="zh-CN"/>
+        </w:rPr>
+      </w:pPr>
+      <w:r>
+        <w:rPr>
+          <w:rFonts w:hint="eastAsia"/>
+          <w:sz w:val="28"/>
+          <w:szCs w:val="28"/>
+          <w:lang w:val="en-US" w:eastAsia="zh-CN"/>
+        </w:rPr>
+        <w:t>||</w:t>
+      </w:r>
+      <w:r>
+        <w:rPr>
+          <w:rFonts w:hint="eastAsia"/>
+          <w:sz w:val="28"/>
+          <w:szCs w:val="28"/>
+        </w:rPr>
+        <w:t>他平日里那种从容不迫、温润如水的滤镜瞬间碎裂</w:t>
+      </w:r>
+      <w:r>
+        <w:rPr>
+          <w:rFonts w:hint="eastAsia"/>
+          <w:sz w:val="28"/>
+          <w:szCs w:val="28"/>
+          <w:lang w:val="en-US" w:eastAsia="zh-CN"/>
+        </w:rPr>
+        <w:t>||</w:t>
+      </w:r>
+    </w:p>
+    <w:p>
+      <w:pPr>
+        <w:rPr>
+          <w:rFonts w:hint="eastAsia"/>
+          <w:sz w:val="28"/>
+          <w:szCs w:val="28"/>
+        </w:rPr>
+      </w:pPr>
+    </w:p>
+    <w:p>
+      <w:pPr>
+        <w:rPr>
+          <w:rFonts w:hint="eastAsia"/>
+          <w:sz w:val="28"/>
+          <w:szCs w:val="28"/>
+          <w:lang w:val="en-US" w:eastAsia="zh-CN"/>
+        </w:rPr>
+      </w:pPr>
+      <w:r>
+        <w:rPr>
+          <w:rFonts w:hint="eastAsia"/>
+          <w:sz w:val="28"/>
+          <w:szCs w:val="28"/>
+          <w:lang w:val="en-US" w:eastAsia="zh-CN"/>
+        </w:rPr>
+        <w:t>||</w:t>
+      </w:r>
+      <w:r>
+        <w:rPr>
+          <w:rFonts w:hint="eastAsia"/>
+          <w:sz w:val="28"/>
+          <w:szCs w:val="28"/>
+        </w:rPr>
+        <w:t>此时此刻的他，像一只被剥夺了安全感的困兽，目光焦灼地在走廊里搜寻</w:t>
+      </w:r>
+      <w:r>
+        <w:rPr>
+          <w:rFonts w:hint="eastAsia"/>
+          <w:sz w:val="28"/>
+          <w:szCs w:val="28"/>
+          <w:lang w:val="en-US" w:eastAsia="zh-CN"/>
+        </w:rPr>
+        <w:t>||</w:t>
+      </w:r>
+    </w:p>
+    <w:p>
+      <w:pPr>
+        <w:rPr>
+          <w:rFonts w:hint="eastAsia"/>
+          <w:sz w:val="28"/>
+          <w:szCs w:val="28"/>
+          <w:lang w:val="en-US" w:eastAsia="zh-CN"/>
+        </w:rPr>
+      </w:pPr>
+    </w:p>
+    <w:p>
+      <w:pPr>
+        <w:rPr>
+          <w:rFonts w:hint="default" w:eastAsiaTheme="minorEastAsia"/>
+          <w:sz w:val="28"/>
+          <w:szCs w:val="28"/>
+          <w:lang w:val="en-US" w:eastAsia="zh-CN"/>
+        </w:rPr>
+      </w:pPr>
+      <w:r>
+        <w:rPr>
+          <w:rFonts w:hint="eastAsia"/>
+          <w:sz w:val="28"/>
+          <w:szCs w:val="28"/>
+          <w:lang w:val="en-US" w:eastAsia="zh-CN"/>
+        </w:rPr>
+        <w:t>||</w:t>
+      </w:r>
+      <w:r>
+        <w:rPr>
+          <w:rFonts w:hint="eastAsia"/>
+          <w:sz w:val="28"/>
+          <w:szCs w:val="28"/>
+        </w:rPr>
+        <w:t>那目光里有恐惧，有慌张，有某种接近崩溃边缘的情绪</w:t>
+      </w:r>
+      <w:r>
+        <w:rPr>
+          <w:rFonts w:hint="eastAsia"/>
+          <w:sz w:val="28"/>
+          <w:szCs w:val="28"/>
+          <w:lang w:val="en-US" w:eastAsia="zh-CN"/>
+        </w:rPr>
+        <w:t>||</w:t>
+      </w:r>
+    </w:p>
+    <w:p>
+      <w:pPr>
+        <w:rPr>
+          <w:rFonts w:hint="eastAsia"/>
+          <w:sz w:val="28"/>
+          <w:szCs w:val="28"/>
+        </w:rPr>
+      </w:pPr>
+    </w:p>
+    <w:p>
+      <w:pPr>
+        <w:rPr>
+          <w:rFonts w:hint="default" w:eastAsiaTheme="minorEastAsia"/>
+          <w:sz w:val="28"/>
+          <w:szCs w:val="28"/>
+          <w:lang w:val="en-US" w:eastAsia="zh-CN"/>
+        </w:rPr>
+      </w:pPr>
+      <w:r>
+        <w:rPr>
+          <w:rFonts w:hint="eastAsia"/>
+          <w:sz w:val="28"/>
+          <w:szCs w:val="28"/>
+          <w:lang w:val="en-US" w:eastAsia="zh-CN"/>
+        </w:rPr>
+        <w:t>||几乎立刻你就对上了电话那头是谁的声音，</w:t>
+      </w:r>
+      <w:r>
+        <w:rPr>
+          <w:rFonts w:hint="eastAsia"/>
+          <w:sz w:val="28"/>
+          <w:szCs w:val="28"/>
+        </w:rPr>
+        <w:t>你站起身，快步迎了上去</w:t>
       </w:r>
       <w:r>
         <w:rPr>
@@ -12718,7 +13545,7 @@
           <w:sz w:val="28"/>
           <w:szCs w:val="28"/>
         </w:rPr>
-        <w:t>“喂？请问是机主家属吗？她在天环商场晕倒了，救护车马上把她送到市中心医院急诊科，您尽快过来一趟！”</w:t>
+        <w:t>“温叙！这边！医生说阿姨是急性突发低血压导致的晕厥，已经脱离危险了，你别太着急。”</w:t>
       </w:r>
       <w:r>
         <w:rPr>
@@ -12763,52 +13590,241 @@
           <w:sz w:val="28"/>
           <w:szCs w:val="28"/>
         </w:rPr>
-        <w:t>电话那头先是死一般的寂静</w:t>
-      </w:r>
-      <w:r>
-        <w:rPr>
-          <w:rFonts w:hint="eastAsia"/>
-          <w:sz w:val="28"/>
-          <w:szCs w:val="28"/>
-          <w:lang w:val="en-US" w:eastAsia="zh-CN"/>
-        </w:rPr>
-        <w:t>||</w:t>
-      </w:r>
-    </w:p>
-    <w:p>
-      <w:pPr>
-        <w:rPr>
-          <w:rFonts w:hint="eastAsia"/>
-          <w:sz w:val="28"/>
-          <w:szCs w:val="28"/>
-        </w:rPr>
-      </w:pPr>
-    </w:p>
-    <w:p>
-      <w:pPr>
-        <w:rPr>
-          <w:rFonts w:hint="eastAsia"/>
-          <w:sz w:val="28"/>
-          <w:szCs w:val="28"/>
-          <w:lang w:val="en-US" w:eastAsia="zh-CN"/>
-        </w:rPr>
-      </w:pPr>
-      <w:r>
-        <w:rPr>
-          <w:rFonts w:hint="eastAsia"/>
-          <w:sz w:val="28"/>
-          <w:szCs w:val="28"/>
-          <w:lang w:val="en-US" w:eastAsia="zh-CN"/>
-        </w:rPr>
-        <w:t>||</w:t>
-      </w:r>
-      <w:r>
-        <w:rPr>
-          <w:rFonts w:hint="eastAsia"/>
-          <w:sz w:val="28"/>
-          <w:szCs w:val="28"/>
-        </w:rPr>
-        <w:t>紧接着传来椅子翻倒和重物落地的声响</w:t>
+        <w:t>听到“脱离危险”四个字，温叙紧绷到极限的肩膀猛地垮了下来</w:t>
+      </w:r>
+      <w:r>
+        <w:rPr>
+          <w:rFonts w:hint="eastAsia"/>
+          <w:sz w:val="28"/>
+          <w:szCs w:val="28"/>
+          <w:lang w:val="en-US" w:eastAsia="zh-CN"/>
+        </w:rPr>
+        <w:t>||</w:t>
+      </w:r>
+    </w:p>
+    <w:p>
+      <w:pPr>
+        <w:rPr>
+          <w:rFonts w:hint="eastAsia"/>
+          <w:sz w:val="28"/>
+          <w:szCs w:val="28"/>
+        </w:rPr>
+      </w:pPr>
+    </w:p>
+    <w:p>
+      <w:pPr>
+        <w:rPr>
+          <w:rFonts w:hint="eastAsia"/>
+          <w:sz w:val="28"/>
+          <w:szCs w:val="28"/>
+          <w:lang w:val="en-US" w:eastAsia="zh-CN"/>
+        </w:rPr>
+      </w:pPr>
+      <w:r>
+        <w:rPr>
+          <w:rFonts w:hint="eastAsia"/>
+          <w:sz w:val="28"/>
+          <w:szCs w:val="28"/>
+          <w:lang w:val="en-US" w:eastAsia="zh-CN"/>
+        </w:rPr>
+        <w:t>||</w:t>
+      </w:r>
+      <w:r>
+        <w:rPr>
+          <w:rFonts w:hint="eastAsia"/>
+          <w:sz w:val="28"/>
+          <w:szCs w:val="28"/>
+        </w:rPr>
+        <w:t>他脱力般地扶着墙壁，胸口剧烈起伏，仿佛要把积压在肺里的恐惧全都吐出来</w:t>
+      </w:r>
+      <w:r>
+        <w:rPr>
+          <w:rFonts w:hint="eastAsia"/>
+          <w:sz w:val="28"/>
+          <w:szCs w:val="28"/>
+          <w:lang w:val="en-US" w:eastAsia="zh-CN"/>
+        </w:rPr>
+        <w:t>||</w:t>
+      </w:r>
+    </w:p>
+    <w:p>
+      <w:pPr>
+        <w:rPr>
+          <w:rFonts w:hint="eastAsia"/>
+          <w:sz w:val="28"/>
+          <w:szCs w:val="28"/>
+          <w:lang w:val="en-US" w:eastAsia="zh-CN"/>
+        </w:rPr>
+      </w:pPr>
+    </w:p>
+    <w:p>
+      <w:pPr>
+        <w:rPr>
+          <w:rFonts w:hint="default" w:eastAsiaTheme="minorEastAsia"/>
+          <w:sz w:val="28"/>
+          <w:szCs w:val="28"/>
+          <w:lang w:val="en-US" w:eastAsia="zh-CN"/>
+        </w:rPr>
+      </w:pPr>
+      <w:r>
+        <w:rPr>
+          <w:rFonts w:hint="eastAsia"/>
+          <w:sz w:val="28"/>
+          <w:szCs w:val="28"/>
+          <w:lang w:val="en-US" w:eastAsia="zh-CN"/>
+        </w:rPr>
+        <w:t>||</w:t>
+      </w:r>
+      <w:r>
+        <w:rPr>
+          <w:rFonts w:hint="eastAsia"/>
+          <w:sz w:val="28"/>
+          <w:szCs w:val="28"/>
+        </w:rPr>
+        <w:t>他大口大口地喘气，像是刚才那一路狂奔，把他的所有力气都耗尽了</w:t>
+      </w:r>
+      <w:r>
+        <w:rPr>
+          <w:rFonts w:hint="eastAsia"/>
+          <w:sz w:val="28"/>
+          <w:szCs w:val="28"/>
+          <w:lang w:val="en-US" w:eastAsia="zh-CN"/>
+        </w:rPr>
+        <w:t>||</w:t>
+      </w:r>
+    </w:p>
+    <w:p>
+      <w:pPr>
+        <w:rPr>
+          <w:rFonts w:hint="eastAsia"/>
+          <w:sz w:val="28"/>
+          <w:szCs w:val="28"/>
+        </w:rPr>
+      </w:pPr>
+    </w:p>
+    <w:p>
+      <w:pPr>
+        <w:rPr>
+          <w:rFonts w:hint="default" w:eastAsiaTheme="minorEastAsia"/>
+          <w:sz w:val="28"/>
+          <w:szCs w:val="28"/>
+          <w:lang w:val="en-US" w:eastAsia="zh-CN"/>
+        </w:rPr>
+      </w:pPr>
+      <w:r>
+        <w:rPr>
+          <w:rFonts w:hint="eastAsia"/>
+          <w:sz w:val="28"/>
+          <w:szCs w:val="28"/>
+          <w:lang w:val="en-US" w:eastAsia="zh-CN"/>
+        </w:rPr>
+        <w:t>||</w:t>
+      </w:r>
+      <w:r>
+        <w:rPr>
+          <w:rFonts w:hint="eastAsia"/>
+          <w:sz w:val="28"/>
+          <w:szCs w:val="28"/>
+        </w:rPr>
+        <w:t>突然，他猛地直起身，上前一步，紧紧握住你的手</w:t>
+      </w:r>
+      <w:r>
+        <w:rPr>
+          <w:rFonts w:hint="eastAsia"/>
+          <w:sz w:val="28"/>
+          <w:szCs w:val="28"/>
+          <w:lang w:val="en-US" w:eastAsia="zh-CN"/>
+        </w:rPr>
+        <w:t>||</w:t>
+      </w:r>
+    </w:p>
+    <w:p>
+      <w:pPr>
+        <w:rPr>
+          <w:rFonts w:hint="eastAsia"/>
+          <w:sz w:val="28"/>
+          <w:szCs w:val="28"/>
+        </w:rPr>
+      </w:pPr>
+    </w:p>
+    <w:p>
+      <w:pPr>
+        <w:rPr>
+          <w:rFonts w:hint="default" w:eastAsiaTheme="minorEastAsia"/>
+          <w:sz w:val="28"/>
+          <w:szCs w:val="28"/>
+          <w:lang w:val="en-US" w:eastAsia="zh-CN"/>
+        </w:rPr>
+      </w:pPr>
+      <w:r>
+        <w:rPr>
+          <w:rFonts w:hint="eastAsia"/>
+          <w:sz w:val="28"/>
+          <w:szCs w:val="28"/>
+          <w:lang w:val="en-US" w:eastAsia="zh-CN"/>
+        </w:rPr>
+        <w:t>||</w:t>
+      </w:r>
+      <w:r>
+        <w:rPr>
+          <w:rFonts w:hint="eastAsia"/>
+          <w:sz w:val="28"/>
+          <w:szCs w:val="28"/>
+        </w:rPr>
+        <w:t>他的手冰凉刺骨，还在不受控制地微微发抖</w:t>
+      </w:r>
+      <w:r>
+        <w:rPr>
+          <w:rFonts w:hint="eastAsia"/>
+          <w:sz w:val="28"/>
+          <w:szCs w:val="28"/>
+          <w:lang w:val="en-US" w:eastAsia="zh-CN"/>
+        </w:rPr>
+        <w:t>||</w:t>
+      </w:r>
+    </w:p>
+    <w:p>
+      <w:pPr>
+        <w:rPr>
+          <w:rFonts w:hint="eastAsia"/>
+          <w:sz w:val="28"/>
+          <w:szCs w:val="28"/>
+        </w:rPr>
+      </w:pPr>
+    </w:p>
+    <w:p>
+      <w:pPr>
+        <w:rPr>
+          <w:rFonts w:hint="default" w:eastAsiaTheme="minorEastAsia"/>
+          <w:sz w:val="28"/>
+          <w:szCs w:val="28"/>
+          <w:lang w:val="en-US" w:eastAsia="zh-CN"/>
+        </w:rPr>
+      </w:pPr>
+      <w:r>
+        <w:rPr>
+          <w:rFonts w:hint="eastAsia"/>
+          <w:sz w:val="28"/>
+          <w:szCs w:val="28"/>
+        </w:rPr>
+        <w:t>温叙</w:t>
+      </w:r>
+      <w:r>
+        <w:rPr>
+          <w:rFonts w:hint="eastAsia"/>
+          <w:sz w:val="28"/>
+          <w:szCs w:val="28"/>
+          <w:lang w:val="en-US" w:eastAsia="zh-CN"/>
+        </w:rPr>
+        <w:t>||</w:t>
+      </w:r>
+      <w:r>
+        <w:rPr>
+          <w:rFonts w:hint="eastAsia"/>
+          <w:sz w:val="28"/>
+          <w:szCs w:val="28"/>
+        </w:rPr>
+        <w:t>“谢谢……真的谢谢你</w:t>
       </w:r>
       <w:r>
         <w:rPr>
@@ -12817,6 +13833,114 @@
           <w:szCs w:val="28"/>
           <w:lang w:eastAsia="zh-CN"/>
         </w:rPr>
+        <w:t>……</w:t>
+      </w:r>
+      <w:r>
+        <w:rPr>
+          <w:rFonts w:hint="eastAsia"/>
+          <w:sz w:val="28"/>
+          <w:szCs w:val="28"/>
+        </w:rPr>
+        <w:t>”</w:t>
+      </w:r>
+      <w:r>
+        <w:rPr>
+          <w:rFonts w:hint="eastAsia"/>
+          <w:sz w:val="28"/>
+          <w:szCs w:val="28"/>
+          <w:lang w:val="en-US" w:eastAsia="zh-CN"/>
+        </w:rPr>
+        <w:t>||0000</w:t>
+      </w:r>
+    </w:p>
+    <w:p>
+      <w:pPr>
+        <w:rPr>
+          <w:rFonts w:hint="eastAsia"/>
+          <w:sz w:val="28"/>
+          <w:szCs w:val="28"/>
+        </w:rPr>
+      </w:pPr>
+    </w:p>
+    <w:p>
+      <w:pPr>
+        <w:rPr>
+          <w:rFonts w:hint="eastAsia"/>
+          <w:sz w:val="28"/>
+          <w:szCs w:val="28"/>
+          <w:lang w:val="en-US" w:eastAsia="zh-CN"/>
+        </w:rPr>
+      </w:pPr>
+      <w:r>
+        <w:rPr>
+          <w:rFonts w:hint="eastAsia"/>
+          <w:sz w:val="28"/>
+          <w:szCs w:val="28"/>
+          <w:lang w:val="en-US" w:eastAsia="zh-CN"/>
+        </w:rPr>
+        <w:t>||</w:t>
+      </w:r>
+      <w:r>
+        <w:rPr>
+          <w:rFonts w:hint="eastAsia"/>
+          <w:sz w:val="28"/>
+          <w:szCs w:val="28"/>
+        </w:rPr>
+        <w:t>他的声音哑得不成样子，带着劫后余生的庆幸和难以言喻的后怕</w:t>
+      </w:r>
+      <w:r>
+        <w:rPr>
+          <w:rFonts w:hint="eastAsia"/>
+          <w:sz w:val="28"/>
+          <w:szCs w:val="28"/>
+          <w:lang w:val="en-US" w:eastAsia="zh-CN"/>
+        </w:rPr>
+        <w:t>||</w:t>
+      </w:r>
+    </w:p>
+    <w:p>
+      <w:pPr>
+        <w:rPr>
+          <w:rFonts w:hint="eastAsia"/>
+          <w:sz w:val="28"/>
+          <w:szCs w:val="28"/>
+          <w:lang w:val="en-US" w:eastAsia="zh-CN"/>
+        </w:rPr>
+      </w:pPr>
+    </w:p>
+    <w:p>
+      <w:pPr>
+        <w:rPr>
+          <w:rFonts w:hint="default" w:eastAsiaTheme="minorEastAsia"/>
+          <w:sz w:val="28"/>
+          <w:szCs w:val="28"/>
+          <w:lang w:val="en-US" w:eastAsia="zh-CN"/>
+        </w:rPr>
+      </w:pPr>
+      <w:r>
+        <w:rPr>
+          <w:rFonts w:hint="eastAsia"/>
+          <w:sz w:val="28"/>
+          <w:szCs w:val="28"/>
+          <w:lang w:val="en-US" w:eastAsia="zh-CN"/>
+        </w:rPr>
+        <w:t>||</w:t>
+      </w:r>
+      <w:r>
+        <w:rPr>
+          <w:rFonts w:hint="eastAsia"/>
+          <w:sz w:val="28"/>
+          <w:szCs w:val="28"/>
+        </w:rPr>
+        <w:t>他低着头，你看不清他的表情，但你能感觉到他在努力控制自己</w:t>
+      </w:r>
+      <w:r>
+        <w:rPr>
+          <w:rFonts w:hint="eastAsia"/>
+          <w:sz w:val="28"/>
+          <w:szCs w:val="28"/>
+          <w:lang w:eastAsia="zh-CN"/>
+        </w:rPr>
         <w:t>，</w:t>
       </w:r>
       <w:r>
@@ -12825,53 +13949,519 @@
           <w:sz w:val="28"/>
           <w:szCs w:val="28"/>
         </w:rPr>
-        <w:t>那是有人猛地站起来，撞翻了椅子，又碰倒了什么东西</w:t>
-      </w:r>
-      <w:r>
-        <w:rPr>
-          <w:rFonts w:hint="eastAsia"/>
-          <w:sz w:val="28"/>
-          <w:szCs w:val="28"/>
-          <w:lang w:val="en-US" w:eastAsia="zh-CN"/>
-        </w:rPr>
-        <w:t>||</w:t>
-      </w:r>
-    </w:p>
-    <w:p>
-      <w:pPr>
-        <w:rPr>
-          <w:rFonts w:hint="eastAsia"/>
-          <w:sz w:val="28"/>
-          <w:szCs w:val="28"/>
-          <w:lang w:val="en-US" w:eastAsia="zh-CN"/>
-        </w:rPr>
-      </w:pPr>
-    </w:p>
-    <w:p>
-      <w:pPr>
-        <w:rPr>
-          <w:rFonts w:hint="default" w:eastAsiaTheme="minorEastAsia"/>
-          <w:sz w:val="28"/>
-          <w:szCs w:val="28"/>
-          <w:lang w:val="en-US" w:eastAsia="zh-CN"/>
-        </w:rPr>
-      </w:pPr>
-      <w:r>
-        <w:rPr>
-          <w:rFonts w:hint="eastAsia"/>
-          <w:sz w:val="28"/>
-          <w:szCs w:val="28"/>
-          <w:lang w:val="en-US" w:eastAsia="zh-CN"/>
-        </w:rPr>
-        <w:t>||</w:t>
-      </w:r>
-      <w:r>
-        <w:rPr>
-          <w:rFonts w:hint="eastAsia"/>
-          <w:sz w:val="28"/>
-          <w:szCs w:val="28"/>
-        </w:rPr>
-        <w:t>随后是一道极其耳熟、却透着慌乱与微颤的男声</w:t>
+        <w:t>控制那些快要涌出来的情绪</w:t>
+      </w:r>
+      <w:r>
+        <w:rPr>
+          <w:rFonts w:hint="eastAsia"/>
+          <w:sz w:val="28"/>
+          <w:szCs w:val="28"/>
+          <w:lang w:val="en-US" w:eastAsia="zh-CN"/>
+        </w:rPr>
+        <w:t>和那些</w:t>
+      </w:r>
+      <w:r>
+        <w:rPr>
+          <w:rFonts w:hint="eastAsia"/>
+          <w:sz w:val="28"/>
+          <w:szCs w:val="28"/>
+        </w:rPr>
+        <w:t>快要说出口的话</w:t>
+      </w:r>
+      <w:r>
+        <w:rPr>
+          <w:rFonts w:hint="eastAsia"/>
+          <w:sz w:val="28"/>
+          <w:szCs w:val="28"/>
+          <w:lang w:val="en-US" w:eastAsia="zh-CN"/>
+        </w:rPr>
+        <w:t>||</w:t>
+      </w:r>
+    </w:p>
+    <w:p>
+      <w:pPr>
+        <w:rPr>
+          <w:rFonts w:hint="eastAsia"/>
+          <w:sz w:val="28"/>
+          <w:szCs w:val="28"/>
+        </w:rPr>
+      </w:pPr>
+    </w:p>
+    <w:p>
+      <w:pPr>
+        <w:rPr>
+          <w:rFonts w:hint="default" w:eastAsiaTheme="minorEastAsia"/>
+          <w:sz w:val="28"/>
+          <w:szCs w:val="28"/>
+          <w:lang w:val="en-US" w:eastAsia="zh-CN"/>
+        </w:rPr>
+      </w:pPr>
+      <w:r>
+        <w:rPr>
+          <w:rFonts w:hint="eastAsia"/>
+          <w:sz w:val="28"/>
+          <w:szCs w:val="28"/>
+          <w:lang w:val="en-US" w:eastAsia="zh-CN"/>
+        </w:rPr>
+        <w:t>||</w:t>
+      </w:r>
+      <w:r>
+        <w:rPr>
+          <w:rFonts w:hint="eastAsia"/>
+          <w:sz w:val="28"/>
+          <w:szCs w:val="28"/>
+        </w:rPr>
+        <w:t>在那一瞬间，由于距离极近，你突然察觉到了什么</w:t>
+      </w:r>
+      <w:r>
+        <w:rPr>
+          <w:rFonts w:hint="eastAsia"/>
+          <w:sz w:val="28"/>
+          <w:szCs w:val="28"/>
+          <w:lang w:val="en-US" w:eastAsia="zh-CN"/>
+        </w:rPr>
+        <w:t>||</w:t>
+      </w:r>
+    </w:p>
+    <w:p>
+      <w:pPr>
+        <w:rPr>
+          <w:rFonts w:hint="eastAsia"/>
+          <w:sz w:val="28"/>
+          <w:szCs w:val="28"/>
+        </w:rPr>
+      </w:pPr>
+    </w:p>
+    <w:p>
+      <w:pPr>
+        <w:rPr>
+          <w:rFonts w:hint="eastAsia"/>
+          <w:sz w:val="28"/>
+          <w:szCs w:val="28"/>
+          <w:lang w:val="en-US" w:eastAsia="zh-CN"/>
+        </w:rPr>
+      </w:pPr>
+      <w:r>
+        <w:rPr>
+          <w:rFonts w:hint="eastAsia"/>
+          <w:sz w:val="28"/>
+          <w:szCs w:val="28"/>
+          <w:lang w:val="en-US" w:eastAsia="zh-CN"/>
+        </w:rPr>
+        <w:t>||</w:t>
+      </w:r>
+      <w:r>
+        <w:rPr>
+          <w:rFonts w:hint="eastAsia"/>
+          <w:sz w:val="28"/>
+          <w:szCs w:val="28"/>
+        </w:rPr>
+        <w:t>他的眼神里，除了对恩人的感激，似乎还翻涌着某种更深沉的情绪</w:t>
+      </w:r>
+      <w:r>
+        <w:rPr>
+          <w:rFonts w:hint="eastAsia"/>
+          <w:sz w:val="28"/>
+          <w:szCs w:val="28"/>
+          <w:lang w:val="en-US" w:eastAsia="zh-CN"/>
+        </w:rPr>
+        <w:t>||</w:t>
+      </w:r>
+    </w:p>
+    <w:p>
+      <w:pPr>
+        <w:rPr>
+          <w:rFonts w:hint="eastAsia"/>
+          <w:sz w:val="28"/>
+          <w:szCs w:val="28"/>
+          <w:lang w:val="en-US" w:eastAsia="zh-CN"/>
+        </w:rPr>
+      </w:pPr>
+    </w:p>
+    <w:p>
+      <w:pPr>
+        <w:rPr>
+          <w:rFonts w:hint="default" w:eastAsiaTheme="minorEastAsia"/>
+          <w:sz w:val="28"/>
+          <w:szCs w:val="28"/>
+          <w:lang w:val="en-US" w:eastAsia="zh-CN"/>
+        </w:rPr>
+      </w:pPr>
+      <w:r>
+        <w:rPr>
+          <w:rFonts w:hint="eastAsia"/>
+          <w:sz w:val="28"/>
+          <w:szCs w:val="28"/>
+          <w:lang w:val="en-US" w:eastAsia="zh-CN"/>
+        </w:rPr>
+        <w:t>||</w:t>
+      </w:r>
+      <w:r>
+        <w:rPr>
+          <w:rFonts w:hint="eastAsia"/>
+          <w:sz w:val="28"/>
+          <w:szCs w:val="28"/>
+        </w:rPr>
+        <w:t>那种情绪太复杂，你辨认不出来，只觉得它太过浓烈，浓到让你有些害怕</w:t>
+      </w:r>
+      <w:r>
+        <w:rPr>
+          <w:rFonts w:hint="eastAsia"/>
+          <w:sz w:val="28"/>
+          <w:szCs w:val="28"/>
+          <w:lang w:val="en-US" w:eastAsia="zh-CN"/>
+        </w:rPr>
+        <w:t>||</w:t>
+      </w:r>
+    </w:p>
+    <w:p>
+      <w:pPr>
+        <w:rPr>
+          <w:rFonts w:hint="eastAsia"/>
+          <w:sz w:val="28"/>
+          <w:szCs w:val="28"/>
+        </w:rPr>
+      </w:pPr>
+    </w:p>
+    <w:p>
+      <w:pPr>
+        <w:rPr>
+          <w:rFonts w:hint="default" w:eastAsiaTheme="minorEastAsia"/>
+          <w:sz w:val="28"/>
+          <w:szCs w:val="28"/>
+          <w:lang w:val="en-US" w:eastAsia="zh-CN"/>
+        </w:rPr>
+      </w:pPr>
+      <w:r>
+        <w:rPr>
+          <w:rFonts w:hint="eastAsia"/>
+          <w:sz w:val="28"/>
+          <w:szCs w:val="28"/>
+          <w:lang w:val="en-US" w:eastAsia="zh-CN"/>
+        </w:rPr>
+        <w:t>||</w:t>
+      </w:r>
+      <w:r>
+        <w:rPr>
+          <w:rFonts w:hint="eastAsia"/>
+          <w:sz w:val="28"/>
+          <w:szCs w:val="28"/>
+        </w:rPr>
+        <w:t>就像是，一个在无边黑暗中独自行走了很久的人，终于再次抓住了他生命中唯一的锚</w:t>
+      </w:r>
+      <w:r>
+        <w:rPr>
+          <w:rFonts w:hint="eastAsia"/>
+          <w:sz w:val="28"/>
+          <w:szCs w:val="28"/>
+          <w:lang w:val="en-US" w:eastAsia="zh-CN"/>
+        </w:rPr>
+        <w:t>||</w:t>
+      </w:r>
+    </w:p>
+    <w:p>
+      <w:pPr>
+        <w:rPr>
+          <w:rFonts w:hint="eastAsia"/>
+          <w:sz w:val="28"/>
+          <w:szCs w:val="28"/>
+        </w:rPr>
+      </w:pPr>
+    </w:p>
+    <w:p>
+      <w:pPr>
+        <w:rPr>
+          <w:rFonts w:hint="eastAsia"/>
+          <w:sz w:val="28"/>
+          <w:szCs w:val="28"/>
+        </w:rPr>
+      </w:pPr>
+      <w:r>
+        <w:rPr>
+          <w:rFonts w:hint="eastAsia"/>
+          <w:sz w:val="28"/>
+          <w:szCs w:val="28"/>
+        </w:rPr>
+        <w:t>【抉择选项】冷静地抽回手，递给他纸巾</w:t>
+      </w:r>
+    </w:p>
+    <w:p>
+      <w:pPr>
+        <w:rPr>
+          <w:rFonts w:hint="eastAsia"/>
+          <w:sz w:val="28"/>
+          <w:szCs w:val="28"/>
+          <w:lang w:val="en-US" w:eastAsia="zh-CN"/>
+        </w:rPr>
+      </w:pPr>
+      <w:r>
+        <w:rPr>
+          <w:rFonts w:hint="eastAsia"/>
+          <w:sz w:val="28"/>
+          <w:szCs w:val="28"/>
+          <w:lang w:val="en-US" w:eastAsia="zh-CN"/>
+        </w:rPr>
+        <w:t>||</w:t>
+      </w:r>
+      <w:r>
+        <w:rPr>
+          <w:rFonts w:hint="eastAsia"/>
+          <w:sz w:val="28"/>
+          <w:szCs w:val="28"/>
+        </w:rPr>
+        <w:t>手上传来的痛感让你迅速找回了理智</w:t>
+      </w:r>
+      <w:r>
+        <w:rPr>
+          <w:rFonts w:hint="eastAsia"/>
+          <w:sz w:val="28"/>
+          <w:szCs w:val="28"/>
+          <w:lang w:eastAsia="zh-CN"/>
+        </w:rPr>
+        <w:t>，</w:t>
+      </w:r>
+      <w:r>
+        <w:rPr>
+          <w:rFonts w:hint="eastAsia"/>
+          <w:sz w:val="28"/>
+          <w:szCs w:val="28"/>
+        </w:rPr>
+        <w:t>他握得太紧，紧到你的手指都有些发麻</w:t>
+      </w:r>
+      <w:r>
+        <w:rPr>
+          <w:rFonts w:hint="eastAsia"/>
+          <w:sz w:val="28"/>
+          <w:szCs w:val="28"/>
+          <w:lang w:val="en-US" w:eastAsia="zh-CN"/>
+        </w:rPr>
+        <w:t>||</w:t>
+      </w:r>
+    </w:p>
+    <w:p>
+      <w:pPr>
+        <w:rPr>
+          <w:rFonts w:hint="eastAsia"/>
+          <w:sz w:val="28"/>
+          <w:szCs w:val="28"/>
+          <w:lang w:val="en-US" w:eastAsia="zh-CN"/>
+        </w:rPr>
+      </w:pPr>
+    </w:p>
+    <w:p>
+      <w:pPr>
+        <w:rPr>
+          <w:rFonts w:hint="default" w:eastAsiaTheme="minorEastAsia"/>
+          <w:sz w:val="28"/>
+          <w:szCs w:val="28"/>
+          <w:lang w:val="en-US" w:eastAsia="zh-CN"/>
+        </w:rPr>
+      </w:pPr>
+      <w:r>
+        <w:rPr>
+          <w:rFonts w:hint="eastAsia"/>
+          <w:sz w:val="28"/>
+          <w:szCs w:val="28"/>
+          <w:lang w:val="en-US" w:eastAsia="zh-CN"/>
+        </w:rPr>
+        <w:t>||</w:t>
+      </w:r>
+      <w:r>
+        <w:rPr>
+          <w:rFonts w:hint="eastAsia"/>
+          <w:sz w:val="28"/>
+          <w:szCs w:val="28"/>
+        </w:rPr>
+        <w:t>你轻轻挣开了他，从包里翻出一包纸巾递过去，语气保持着客观和镇定</w:t>
+      </w:r>
+      <w:r>
+        <w:rPr>
+          <w:rFonts w:hint="eastAsia"/>
+          <w:sz w:val="28"/>
+          <w:szCs w:val="28"/>
+          <w:lang w:val="en-US" w:eastAsia="zh-CN"/>
+        </w:rPr>
+        <w:t>||</w:t>
+      </w:r>
+    </w:p>
+    <w:p>
+      <w:pPr>
+        <w:rPr>
+          <w:rFonts w:hint="eastAsia"/>
+          <w:sz w:val="28"/>
+          <w:szCs w:val="28"/>
+        </w:rPr>
+      </w:pPr>
+    </w:p>
+    <w:p>
+      <w:pPr>
+        <w:rPr>
+          <w:rFonts w:hint="default" w:eastAsiaTheme="minorEastAsia"/>
+          <w:sz w:val="28"/>
+          <w:szCs w:val="28"/>
+          <w:lang w:val="en-US" w:eastAsia="zh-CN"/>
+        </w:rPr>
+      </w:pPr>
+      <w:r>
+        <w:rPr>
+          <w:rFonts w:hint="eastAsia"/>
+          <w:sz w:val="28"/>
+          <w:szCs w:val="28"/>
+        </w:rPr>
+        <w:t>女主名</w:t>
+      </w:r>
+      <w:r>
+        <w:rPr>
+          <w:rFonts w:hint="eastAsia"/>
+          <w:sz w:val="28"/>
+          <w:szCs w:val="28"/>
+          <w:lang w:val="en-US" w:eastAsia="zh-CN"/>
+        </w:rPr>
+        <w:t>||</w:t>
+      </w:r>
+      <w:r>
+        <w:rPr>
+          <w:rFonts w:hint="eastAsia"/>
+          <w:sz w:val="28"/>
+          <w:szCs w:val="28"/>
+        </w:rPr>
+        <w:t>“举手之劳而已，刚好被我和我朋友碰上。你先擦擦汗，阿姨还需要你照顾，你得先撑住自己。”</w:t>
+      </w:r>
+      <w:r>
+        <w:rPr>
+          <w:rFonts w:hint="eastAsia"/>
+          <w:sz w:val="28"/>
+          <w:szCs w:val="28"/>
+          <w:lang w:val="en-US" w:eastAsia="zh-CN"/>
+        </w:rPr>
+        <w:t>||0000</w:t>
+      </w:r>
+    </w:p>
+    <w:p>
+      <w:pPr>
+        <w:rPr>
+          <w:rFonts w:hint="eastAsia"/>
+          <w:sz w:val="28"/>
+          <w:szCs w:val="28"/>
+        </w:rPr>
+      </w:pPr>
+    </w:p>
+    <w:p>
+      <w:pPr>
+        <w:rPr>
+          <w:rFonts w:hint="eastAsia"/>
+          <w:sz w:val="28"/>
+          <w:szCs w:val="28"/>
+          <w:lang w:val="en-US" w:eastAsia="zh-CN"/>
+        </w:rPr>
+      </w:pPr>
+      <w:r>
+        <w:rPr>
+          <w:rFonts w:hint="eastAsia"/>
+          <w:sz w:val="28"/>
+          <w:szCs w:val="28"/>
+          <w:lang w:val="en-US" w:eastAsia="zh-CN"/>
+        </w:rPr>
+        <w:t>||</w:t>
+      </w:r>
+      <w:r>
+        <w:rPr>
+          <w:rFonts w:hint="eastAsia"/>
+          <w:sz w:val="28"/>
+          <w:szCs w:val="28"/>
+        </w:rPr>
+        <w:t>手心里的温度抽离，温叙眼底的光似乎也跟着黯淡了一瞬</w:t>
+      </w:r>
+      <w:r>
+        <w:rPr>
+          <w:rFonts w:hint="eastAsia"/>
+          <w:sz w:val="28"/>
+          <w:szCs w:val="28"/>
+          <w:lang w:val="en-US" w:eastAsia="zh-CN"/>
+        </w:rPr>
+        <w:t>||</w:t>
+      </w:r>
+    </w:p>
+    <w:p>
+      <w:pPr>
+        <w:rPr>
+          <w:rFonts w:hint="eastAsia"/>
+          <w:sz w:val="28"/>
+          <w:szCs w:val="28"/>
+          <w:lang w:val="en-US" w:eastAsia="zh-CN"/>
+        </w:rPr>
+      </w:pPr>
+    </w:p>
+    <w:p>
+      <w:pPr>
+        <w:rPr>
+          <w:rFonts w:hint="default" w:eastAsiaTheme="minorEastAsia"/>
+          <w:sz w:val="28"/>
+          <w:szCs w:val="28"/>
+          <w:lang w:val="en-US" w:eastAsia="zh-CN"/>
+        </w:rPr>
+      </w:pPr>
+      <w:r>
+        <w:rPr>
+          <w:rFonts w:hint="eastAsia"/>
+          <w:sz w:val="28"/>
+          <w:szCs w:val="28"/>
+          <w:lang w:val="en-US" w:eastAsia="zh-CN"/>
+        </w:rPr>
+        <w:t>||</w:t>
+      </w:r>
+      <w:r>
+        <w:rPr>
+          <w:rFonts w:hint="eastAsia"/>
+          <w:sz w:val="28"/>
+          <w:szCs w:val="28"/>
+        </w:rPr>
+        <w:t>那一瞬间，他像是被抽走了什么很重要的东西，眼神里闪过一丝不可名状的落寞</w:t>
+      </w:r>
+      <w:r>
+        <w:rPr>
+          <w:rFonts w:hint="eastAsia"/>
+          <w:sz w:val="28"/>
+          <w:szCs w:val="28"/>
+          <w:lang w:val="en-US" w:eastAsia="zh-CN"/>
+        </w:rPr>
+        <w:t>||</w:t>
+      </w:r>
+    </w:p>
+    <w:p>
+      <w:pPr>
+        <w:rPr>
+          <w:rFonts w:hint="eastAsia"/>
+          <w:sz w:val="28"/>
+          <w:szCs w:val="28"/>
+        </w:rPr>
+      </w:pPr>
+    </w:p>
+    <w:p>
+      <w:pPr>
+        <w:rPr>
+          <w:rFonts w:hint="default" w:eastAsiaTheme="minorEastAsia"/>
+          <w:sz w:val="28"/>
+          <w:szCs w:val="28"/>
+          <w:lang w:val="en-US" w:eastAsia="zh-CN"/>
+        </w:rPr>
+      </w:pPr>
+      <w:r>
+        <w:rPr>
+          <w:rFonts w:hint="eastAsia"/>
+          <w:sz w:val="28"/>
+          <w:szCs w:val="28"/>
+          <w:lang w:val="en-US" w:eastAsia="zh-CN"/>
+        </w:rPr>
+        <w:t>||</w:t>
+      </w:r>
+      <w:r>
+        <w:rPr>
+          <w:rFonts w:hint="eastAsia"/>
+          <w:sz w:val="28"/>
+          <w:szCs w:val="28"/>
+        </w:rPr>
+        <w:t>他接过纸巾，默默捏紧在掌心</w:t>
       </w:r>
       <w:r>
         <w:rPr>
@@ -12924,7 +14514,7 @@
           <w:sz w:val="28"/>
           <w:szCs w:val="28"/>
         </w:rPr>
-        <w:t>“我，我马上到！求你先别走，帮我看着她……”</w:t>
+        <w:t>“好……你说的对，我必须得撑住。”</w:t>
       </w:r>
       <w:r>
         <w:rPr>
@@ -12948,459 +14538,220 @@
     <w:p>
       <w:pPr>
         <w:rPr>
-          <w:rFonts w:hint="default" w:eastAsiaTheme="minorEastAsia"/>
-          <w:sz w:val="28"/>
-          <w:szCs w:val="28"/>
-          <w:lang w:val="en-US" w:eastAsia="zh-CN"/>
-        </w:rPr>
-      </w:pPr>
-      <w:r>
-        <w:rPr>
-          <w:rFonts w:hint="eastAsia"/>
-          <w:sz w:val="28"/>
-          <w:szCs w:val="28"/>
-          <w:lang w:val="en-US" w:eastAsia="zh-CN"/>
-        </w:rPr>
-        <w:t>||</w:t>
-      </w:r>
-      <w:r>
-        <w:rPr>
-          <w:rFonts w:hint="eastAsia"/>
-          <w:sz w:val="28"/>
-          <w:szCs w:val="28"/>
-        </w:rPr>
-        <w:t>那声音支离破碎，带着浓浓的恐惧</w:t>
-      </w:r>
-      <w:r>
-        <w:rPr>
-          <w:rFonts w:hint="eastAsia"/>
-          <w:sz w:val="28"/>
-          <w:szCs w:val="28"/>
-          <w:lang w:eastAsia="zh-CN"/>
-        </w:rPr>
-        <w:t>。</w:t>
-      </w:r>
-      <w:r>
-        <w:rPr>
-          <w:rFonts w:hint="eastAsia"/>
-          <w:sz w:val="28"/>
-          <w:szCs w:val="28"/>
-        </w:rPr>
-        <w:t>是真的怕，声音都在抖，几乎语无伦次</w:t>
-      </w:r>
-      <w:r>
-        <w:rPr>
-          <w:rFonts w:hint="eastAsia"/>
-          <w:sz w:val="28"/>
-          <w:szCs w:val="28"/>
-          <w:lang w:val="en-US" w:eastAsia="zh-CN"/>
-        </w:rPr>
-        <w:t>||</w:t>
-      </w:r>
-    </w:p>
-    <w:p>
-      <w:pPr>
-        <w:rPr>
-          <w:rFonts w:hint="eastAsia"/>
-          <w:sz w:val="28"/>
-          <w:szCs w:val="28"/>
-        </w:rPr>
-      </w:pPr>
-    </w:p>
-    <w:p>
-      <w:pPr>
-        <w:rPr>
-          <w:rFonts w:hint="default" w:eastAsiaTheme="minorEastAsia"/>
-          <w:sz w:val="28"/>
-          <w:szCs w:val="28"/>
-          <w:lang w:val="en-US" w:eastAsia="zh-CN"/>
-        </w:rPr>
-      </w:pPr>
-      <w:r>
-        <w:rPr>
-          <w:rFonts w:hint="eastAsia"/>
-          <w:sz w:val="28"/>
-          <w:szCs w:val="28"/>
-          <w:lang w:val="en-US" w:eastAsia="zh-CN"/>
-        </w:rPr>
-        <w:t>||</w:t>
-      </w:r>
-      <w:r>
-        <w:rPr>
-          <w:rFonts w:hint="eastAsia"/>
-          <w:sz w:val="28"/>
-          <w:szCs w:val="28"/>
-        </w:rPr>
-        <w:t>你瞬间愣在了原地</w:t>
-      </w:r>
-      <w:r>
-        <w:rPr>
-          <w:rFonts w:hint="eastAsia"/>
-          <w:sz w:val="28"/>
-          <w:szCs w:val="28"/>
-          <w:lang w:eastAsia="zh-CN"/>
-        </w:rPr>
-        <w:t>，</w:t>
-      </w:r>
-      <w:r>
-        <w:rPr>
-          <w:rFonts w:hint="eastAsia"/>
-          <w:sz w:val="28"/>
-          <w:szCs w:val="28"/>
-        </w:rPr>
-        <w:t>握着手机的手微微收紧</w:t>
-      </w:r>
-      <w:r>
-        <w:rPr>
-          <w:rFonts w:hint="eastAsia"/>
-          <w:sz w:val="28"/>
-          <w:szCs w:val="28"/>
-          <w:lang w:val="en-US" w:eastAsia="zh-CN"/>
-        </w:rPr>
-        <w:t>||</w:t>
-      </w:r>
-    </w:p>
-    <w:p>
-      <w:pPr>
-        <w:rPr>
-          <w:rFonts w:hint="eastAsia"/>
-          <w:sz w:val="28"/>
-          <w:szCs w:val="28"/>
-        </w:rPr>
-      </w:pPr>
-    </w:p>
-    <w:p>
-      <w:pPr>
-        <w:rPr>
-          <w:rFonts w:hint="default" w:eastAsiaTheme="minorEastAsia"/>
-          <w:sz w:val="28"/>
-          <w:szCs w:val="28"/>
-          <w:lang w:val="en-US" w:eastAsia="zh-CN"/>
-        </w:rPr>
-      </w:pPr>
-      <w:r>
-        <w:rPr>
-          <w:rFonts w:hint="eastAsia"/>
-          <w:sz w:val="28"/>
-          <w:szCs w:val="28"/>
-          <w:lang w:val="en-US" w:eastAsia="zh-CN"/>
-        </w:rPr>
-        <w:t>||</w:t>
-      </w:r>
-      <w:r>
-        <w:rPr>
-          <w:rFonts w:hint="eastAsia"/>
-          <w:sz w:val="28"/>
-          <w:szCs w:val="28"/>
-        </w:rPr>
-        <w:t>温叙？！这是温叙的妈妈？</w:t>
-      </w:r>
-      <w:r>
-        <w:rPr>
-          <w:rFonts w:hint="eastAsia"/>
-          <w:sz w:val="28"/>
-          <w:szCs w:val="28"/>
-          <w:lang w:val="en-US" w:eastAsia="zh-CN"/>
-        </w:rPr>
-        <w:t>||</w:t>
-      </w:r>
-    </w:p>
-    <w:p>
-      <w:pPr>
-        <w:rPr>
-          <w:rFonts w:hint="eastAsia"/>
-          <w:sz w:val="28"/>
-          <w:szCs w:val="28"/>
-        </w:rPr>
-      </w:pPr>
-    </w:p>
-    <w:p>
-      <w:pPr>
-        <w:rPr>
-          <w:rFonts w:hint="default" w:eastAsiaTheme="minorEastAsia"/>
-          <w:sz w:val="28"/>
-          <w:szCs w:val="28"/>
-          <w:lang w:val="en-US" w:eastAsia="zh-CN"/>
-        </w:rPr>
-      </w:pPr>
-      <w:r>
-        <w:rPr>
-          <w:rFonts w:hint="eastAsia"/>
-          <w:sz w:val="28"/>
-          <w:szCs w:val="28"/>
-          <w:lang w:val="en-US" w:eastAsia="zh-CN"/>
-        </w:rPr>
-        <w:t>||</w:t>
-      </w:r>
-      <w:r>
-        <w:rPr>
-          <w:rFonts w:hint="eastAsia"/>
-          <w:sz w:val="28"/>
-          <w:szCs w:val="28"/>
-        </w:rPr>
-        <w:t>半小时后，市中心医院急诊室走廊</w:t>
-      </w:r>
-      <w:r>
-        <w:rPr>
-          <w:rFonts w:hint="eastAsia"/>
-          <w:sz w:val="28"/>
-          <w:szCs w:val="28"/>
-          <w:lang w:val="en-US" w:eastAsia="zh-CN"/>
-        </w:rPr>
-        <w:t>||</w:t>
-      </w:r>
-    </w:p>
-    <w:p>
-      <w:pPr>
-        <w:rPr>
-          <w:rFonts w:hint="eastAsia"/>
-          <w:sz w:val="28"/>
-          <w:szCs w:val="28"/>
-        </w:rPr>
-      </w:pPr>
-    </w:p>
-    <w:p>
-      <w:pPr>
-        <w:rPr>
-          <w:rFonts w:hint="eastAsia"/>
-          <w:sz w:val="28"/>
-          <w:szCs w:val="28"/>
-          <w:lang w:val="en-US" w:eastAsia="zh-CN"/>
-        </w:rPr>
-      </w:pPr>
-      <w:r>
-        <w:rPr>
-          <w:rFonts w:hint="eastAsia"/>
-          <w:sz w:val="28"/>
-          <w:szCs w:val="28"/>
-          <w:lang w:val="en-US" w:eastAsia="zh-CN"/>
-        </w:rPr>
-        <w:t>||</w:t>
-      </w:r>
-      <w:r>
-        <w:rPr>
-          <w:rFonts w:hint="eastAsia"/>
-          <w:sz w:val="28"/>
-          <w:szCs w:val="28"/>
-        </w:rPr>
-        <w:t>许映月主动去前台缴费和办手续，你独自坐在长椅上</w:t>
-      </w:r>
-      <w:r>
-        <w:rPr>
-          <w:rFonts w:hint="eastAsia"/>
-          <w:sz w:val="28"/>
-          <w:szCs w:val="28"/>
-          <w:lang w:val="en-US" w:eastAsia="zh-CN"/>
-        </w:rPr>
-        <w:t>||</w:t>
-      </w:r>
-    </w:p>
-    <w:p>
-      <w:pPr>
-        <w:rPr>
-          <w:rFonts w:hint="eastAsia"/>
-          <w:sz w:val="28"/>
-          <w:szCs w:val="28"/>
-          <w:lang w:val="en-US" w:eastAsia="zh-CN"/>
-        </w:rPr>
-      </w:pPr>
-    </w:p>
-    <w:p>
-      <w:pPr>
-        <w:rPr>
-          <w:rFonts w:hint="default" w:eastAsiaTheme="minorEastAsia"/>
-          <w:sz w:val="28"/>
-          <w:szCs w:val="28"/>
-          <w:lang w:val="en-US" w:eastAsia="zh-CN"/>
-        </w:rPr>
-      </w:pPr>
-      <w:r>
-        <w:rPr>
-          <w:rFonts w:hint="eastAsia"/>
-          <w:sz w:val="28"/>
-          <w:szCs w:val="28"/>
-          <w:lang w:val="en-US" w:eastAsia="zh-CN"/>
-        </w:rPr>
-        <w:t>||</w:t>
-      </w:r>
-      <w:r>
-        <w:rPr>
-          <w:rFonts w:hint="eastAsia"/>
-          <w:sz w:val="28"/>
-          <w:szCs w:val="28"/>
-        </w:rPr>
-        <w:t>消毒水的气味充斥着鼻腔，白炽灯的光线冷硬而惨白</w:t>
-      </w:r>
-      <w:r>
-        <w:rPr>
-          <w:rFonts w:hint="eastAsia"/>
-          <w:sz w:val="28"/>
-          <w:szCs w:val="28"/>
-          <w:lang w:eastAsia="zh-CN"/>
-        </w:rPr>
-        <w:t>，</w:t>
-      </w:r>
-      <w:r>
-        <w:rPr>
-          <w:rFonts w:hint="eastAsia"/>
-          <w:sz w:val="28"/>
-          <w:szCs w:val="28"/>
-        </w:rPr>
-        <w:t>和咖啡馆的暖黄灯光形成鲜明对比，和温叙给人的感觉也形成鲜明对比</w:t>
-      </w:r>
-      <w:r>
-        <w:rPr>
-          <w:rFonts w:hint="eastAsia"/>
-          <w:sz w:val="28"/>
-          <w:szCs w:val="28"/>
-          <w:lang w:val="en-US" w:eastAsia="zh-CN"/>
-        </w:rPr>
-        <w:t>||</w:t>
-      </w:r>
-    </w:p>
-    <w:p>
-      <w:pPr>
-        <w:rPr>
-          <w:rFonts w:hint="eastAsia"/>
-          <w:sz w:val="28"/>
-          <w:szCs w:val="28"/>
-        </w:rPr>
-      </w:pPr>
-    </w:p>
-    <w:p>
-      <w:pPr>
-        <w:rPr>
-          <w:rFonts w:hint="default" w:eastAsiaTheme="minorEastAsia"/>
-          <w:sz w:val="28"/>
-          <w:szCs w:val="28"/>
-          <w:lang w:val="en-US" w:eastAsia="zh-CN"/>
-        </w:rPr>
-      </w:pPr>
-      <w:r>
-        <w:rPr>
-          <w:rFonts w:hint="eastAsia"/>
-          <w:sz w:val="28"/>
-          <w:szCs w:val="28"/>
-          <w:lang w:val="en-US" w:eastAsia="zh-CN"/>
-        </w:rPr>
-        <w:t>||</w:t>
-      </w:r>
-      <w:r>
-        <w:rPr>
-          <w:rFonts w:hint="eastAsia"/>
-          <w:sz w:val="28"/>
-          <w:szCs w:val="28"/>
-        </w:rPr>
-        <w:t>那个总是温柔从容的人，现在是什么样子？</w:t>
-      </w:r>
-      <w:r>
-        <w:rPr>
-          <w:rFonts w:hint="eastAsia"/>
-          <w:sz w:val="28"/>
-          <w:szCs w:val="28"/>
-          <w:lang w:val="en-US" w:eastAsia="zh-CN"/>
-        </w:rPr>
-        <w:t>||</w:t>
-      </w:r>
-    </w:p>
-    <w:p>
-      <w:pPr>
-        <w:rPr>
-          <w:rFonts w:hint="eastAsia"/>
-          <w:sz w:val="28"/>
-          <w:szCs w:val="28"/>
-        </w:rPr>
-      </w:pPr>
-    </w:p>
-    <w:p>
-      <w:pPr>
-        <w:rPr>
-          <w:rFonts w:hint="default" w:eastAsiaTheme="minorEastAsia"/>
-          <w:sz w:val="28"/>
-          <w:szCs w:val="28"/>
-          <w:lang w:val="en-US" w:eastAsia="zh-CN"/>
-        </w:rPr>
-      </w:pPr>
-      <w:r>
-        <w:rPr>
-          <w:rFonts w:hint="eastAsia"/>
-          <w:sz w:val="28"/>
-          <w:szCs w:val="28"/>
-          <w:lang w:val="en-US" w:eastAsia="zh-CN"/>
-        </w:rPr>
-        <w:t>||</w:t>
-      </w:r>
-      <w:r>
-        <w:rPr>
-          <w:rFonts w:hint="eastAsia"/>
-          <w:sz w:val="28"/>
-          <w:szCs w:val="28"/>
-        </w:rPr>
-        <w:t>一阵急促到近乎踉跄的脚步声在走廊尽头响起，打破了压抑的宁静</w:t>
-      </w:r>
-      <w:r>
-        <w:rPr>
-          <w:rFonts w:hint="eastAsia"/>
-          <w:sz w:val="28"/>
-          <w:szCs w:val="28"/>
-          <w:lang w:val="en-US" w:eastAsia="zh-CN"/>
-        </w:rPr>
-        <w:t>||</w:t>
-      </w:r>
-    </w:p>
-    <w:p>
-      <w:pPr>
-        <w:rPr>
-          <w:rFonts w:hint="eastAsia"/>
-          <w:sz w:val="28"/>
-          <w:szCs w:val="28"/>
-        </w:rPr>
-      </w:pPr>
-    </w:p>
-    <w:p>
-      <w:pPr>
-        <w:rPr>
-          <w:rFonts w:hint="default" w:eastAsiaTheme="minorEastAsia"/>
-          <w:sz w:val="28"/>
-          <w:szCs w:val="28"/>
-          <w:lang w:val="en-US" w:eastAsia="zh-CN"/>
-        </w:rPr>
-      </w:pPr>
-      <w:r>
-        <w:rPr>
-          <w:rFonts w:hint="eastAsia"/>
-          <w:sz w:val="28"/>
-          <w:szCs w:val="28"/>
-          <w:lang w:val="en-US" w:eastAsia="zh-CN"/>
-        </w:rPr>
-        <w:t>||</w:t>
-      </w:r>
-      <w:r>
-        <w:rPr>
-          <w:rFonts w:hint="eastAsia"/>
-          <w:sz w:val="28"/>
-          <w:szCs w:val="28"/>
-        </w:rPr>
-        <w:t>你抬起头，然后愣住了</w:t>
-      </w:r>
-      <w:r>
-        <w:rPr>
-          <w:rFonts w:hint="eastAsia"/>
-          <w:sz w:val="28"/>
-          <w:szCs w:val="28"/>
-          <w:lang w:val="en-US" w:eastAsia="zh-CN"/>
-        </w:rPr>
-        <w:t>||</w:t>
-      </w:r>
-    </w:p>
-    <w:p>
-      <w:pPr>
-        <w:rPr>
-          <w:rFonts w:hint="eastAsia"/>
-          <w:sz w:val="28"/>
-          <w:szCs w:val="28"/>
-        </w:rPr>
-      </w:pPr>
+          <w:rFonts w:hint="eastAsia"/>
+          <w:sz w:val="28"/>
+          <w:szCs w:val="28"/>
+          <w:lang w:val="en-US" w:eastAsia="zh-CN"/>
+        </w:rPr>
+      </w:pPr>
+      <w:r>
+        <w:rPr>
+          <w:rFonts w:hint="eastAsia"/>
+          <w:sz w:val="28"/>
+          <w:szCs w:val="28"/>
+          <w:lang w:val="en-US" w:eastAsia="zh-CN"/>
+        </w:rPr>
+        <w:t>||</w:t>
+      </w:r>
+      <w:r>
+        <w:rPr>
+          <w:rFonts w:hint="eastAsia"/>
+          <w:sz w:val="28"/>
+          <w:szCs w:val="28"/>
+        </w:rPr>
+        <w:t>他深吸一口气，努力把自己整理成那个你熟悉的、从容不迫的温叙</w:t>
+      </w:r>
+      <w:r>
+        <w:rPr>
+          <w:rFonts w:hint="eastAsia"/>
+          <w:sz w:val="28"/>
+          <w:szCs w:val="28"/>
+          <w:lang w:val="en-US" w:eastAsia="zh-CN"/>
+        </w:rPr>
+        <w:t>||</w:t>
+      </w:r>
+    </w:p>
+    <w:p>
+      <w:pPr>
+        <w:rPr>
+          <w:rFonts w:hint="eastAsia"/>
+          <w:sz w:val="28"/>
+          <w:szCs w:val="28"/>
+          <w:lang w:val="en-US" w:eastAsia="zh-CN"/>
+        </w:rPr>
+      </w:pPr>
+    </w:p>
+    <w:p>
+      <w:pPr>
+        <w:rPr>
+          <w:rFonts w:hint="default" w:eastAsiaTheme="minorEastAsia"/>
+          <w:sz w:val="28"/>
+          <w:szCs w:val="28"/>
+          <w:lang w:val="en-US" w:eastAsia="zh-CN"/>
+        </w:rPr>
+      </w:pPr>
+      <w:r>
+        <w:rPr>
+          <w:rFonts w:hint="eastAsia"/>
+          <w:sz w:val="28"/>
+          <w:szCs w:val="28"/>
+          <w:lang w:val="en-US" w:eastAsia="zh-CN"/>
+        </w:rPr>
+        <w:t>||</w:t>
+      </w:r>
+      <w:r>
+        <w:rPr>
+          <w:rFonts w:hint="eastAsia"/>
+          <w:sz w:val="28"/>
+          <w:szCs w:val="28"/>
+        </w:rPr>
+        <w:t>但他转身走向病房的背影，依然透着一股让人心疼的脆弱</w:t>
+      </w:r>
+      <w:r>
+        <w:rPr>
+          <w:rFonts w:hint="eastAsia"/>
+          <w:sz w:val="28"/>
+          <w:szCs w:val="28"/>
+          <w:lang w:val="en-US" w:eastAsia="zh-CN"/>
+        </w:rPr>
+        <w:t>||</w:t>
+      </w:r>
+    </w:p>
+    <w:p>
+      <w:pPr>
+        <w:rPr>
+          <w:rFonts w:hint="eastAsia"/>
+          <w:sz w:val="28"/>
+          <w:szCs w:val="28"/>
+        </w:rPr>
+      </w:pPr>
+    </w:p>
+    <w:p>
+      <w:pPr>
+        <w:rPr>
+          <w:rFonts w:hint="eastAsia"/>
+          <w:sz w:val="28"/>
+          <w:szCs w:val="28"/>
+          <w:lang w:val="en-US" w:eastAsia="zh-CN"/>
+        </w:rPr>
+      </w:pPr>
+      <w:r>
+        <w:rPr>
+          <w:rFonts w:hint="eastAsia"/>
+          <w:sz w:val="28"/>
+          <w:szCs w:val="28"/>
+          <w:lang w:val="en-US" w:eastAsia="zh-CN"/>
+        </w:rPr>
+        <w:t>||</w:t>
+      </w:r>
+      <w:r>
+        <w:rPr>
+          <w:rFonts w:hint="eastAsia"/>
+          <w:sz w:val="28"/>
+          <w:szCs w:val="28"/>
+        </w:rPr>
+        <w:t>你站在原地，看着他跟护士交涉后匆匆走进病房的背影</w:t>
+      </w:r>
+      <w:r>
+        <w:rPr>
+          <w:rFonts w:hint="eastAsia"/>
+          <w:sz w:val="28"/>
+          <w:szCs w:val="28"/>
+          <w:lang w:val="en-US" w:eastAsia="zh-CN"/>
+        </w:rPr>
+        <w:t>||</w:t>
+      </w:r>
+    </w:p>
+    <w:p>
+      <w:pPr>
+        <w:rPr>
+          <w:rFonts w:hint="eastAsia"/>
+          <w:sz w:val="28"/>
+          <w:szCs w:val="28"/>
+          <w:lang w:val="en-US" w:eastAsia="zh-CN"/>
+        </w:rPr>
+      </w:pPr>
+    </w:p>
+    <w:p>
+      <w:pPr>
+        <w:rPr>
+          <w:rFonts w:hint="default" w:eastAsiaTheme="minorEastAsia"/>
+          <w:sz w:val="28"/>
+          <w:szCs w:val="28"/>
+          <w:lang w:val="en-US" w:eastAsia="zh-CN"/>
+        </w:rPr>
+      </w:pPr>
+      <w:r>
+        <w:rPr>
+          <w:rFonts w:hint="eastAsia"/>
+          <w:sz w:val="28"/>
+          <w:szCs w:val="28"/>
+          <w:lang w:val="en-US" w:eastAsia="zh-CN"/>
+        </w:rPr>
+        <w:t>||</w:t>
+      </w:r>
+      <w:r>
+        <w:rPr>
+          <w:rFonts w:hint="eastAsia"/>
+          <w:sz w:val="28"/>
+          <w:szCs w:val="28"/>
+        </w:rPr>
+        <w:t>那种萦绕在心头多日的违和感，如同藤蔓般疯狂滋长，将你紧紧缠绕</w:t>
+      </w:r>
+      <w:r>
+        <w:rPr>
+          <w:rFonts w:hint="eastAsia"/>
+          <w:sz w:val="28"/>
+          <w:szCs w:val="28"/>
+          <w:lang w:val="en-US" w:eastAsia="zh-CN"/>
+        </w:rPr>
+        <w:t>||</w:t>
+      </w:r>
+    </w:p>
+    <w:p>
+      <w:pPr>
+        <w:rPr>
+          <w:rFonts w:hint="eastAsia"/>
+          <w:sz w:val="28"/>
+          <w:szCs w:val="28"/>
+        </w:rPr>
+      </w:pPr>
+    </w:p>
+    <w:p>
+      <w:pPr>
+        <w:rPr>
+          <w:rFonts w:hint="default" w:eastAsiaTheme="minorEastAsia"/>
+          <w:sz w:val="28"/>
+          <w:szCs w:val="28"/>
+          <w:lang w:val="en-US" w:eastAsia="zh-CN"/>
+        </w:rPr>
+      </w:pPr>
+      <w:r>
+        <w:rPr>
+          <w:rFonts w:hint="eastAsia"/>
+          <w:sz w:val="28"/>
+          <w:szCs w:val="28"/>
+          <w:lang w:val="en-US" w:eastAsia="zh-CN"/>
+        </w:rPr>
+        <w:t>||</w:t>
+      </w:r>
+      <w:r>
+        <w:rPr>
+          <w:rFonts w:hint="eastAsia"/>
+          <w:sz w:val="28"/>
+          <w:szCs w:val="28"/>
+        </w:rPr>
+        <w:t>他对你的依赖，是不是太重了？你们才认识多久？</w:t>
+      </w:r>
+      <w:r>
+        <w:rPr>
+          <w:rFonts w:hint="eastAsia"/>
+          <w:sz w:val="28"/>
+          <w:szCs w:val="28"/>
+          <w:lang w:val="en-US" w:eastAsia="zh-CN"/>
+        </w:rPr>
+        <w:t>||</w:t>
+      </w:r>
     </w:p>
     <w:p>
       <w:pPr>
@@ -13411,39 +14762,147 @@
           <w:lang w:val="en-US" w:eastAsia="zh-CN"/>
         </w:rPr>
       </w:pPr>
-      <w:r>
-        <w:rPr>
-          <w:rFonts w:hint="eastAsia"/>
-          <w:sz w:val="28"/>
-          <w:szCs w:val="28"/>
-          <w:lang w:val="en-US" w:eastAsia="zh-CN"/>
-        </w:rPr>
-        <w:t>||</w:t>
-      </w:r>
-      <w:r>
-        <w:rPr>
-          <w:rFonts w:hint="eastAsia"/>
-          <w:sz w:val="28"/>
-          <w:szCs w:val="28"/>
-        </w:rPr>
-        <w:t>温叙只穿着一件单薄的白衬衫，领口微微敞开</w:t>
-      </w:r>
-      <w:r>
-        <w:rPr>
-          <w:rFonts w:hint="eastAsia"/>
-          <w:sz w:val="28"/>
-          <w:szCs w:val="28"/>
-          <w:lang w:eastAsia="zh-CN"/>
-        </w:rPr>
-        <w:t>，</w:t>
-      </w:r>
-      <w:r>
-        <w:rPr>
-          <w:rFonts w:hint="eastAsia"/>
-          <w:sz w:val="28"/>
-          <w:szCs w:val="28"/>
-        </w:rPr>
-        <w:t>他跑得太急，外套都没来得及穿</w:t>
+    </w:p>
+    <w:p>
+      <w:pPr>
+        <w:rPr>
+          <w:rFonts w:hint="eastAsia"/>
+          <w:sz w:val="28"/>
+          <w:szCs w:val="28"/>
+        </w:rPr>
+      </w:pPr>
+      <w:r>
+        <w:rPr>
+          <w:rFonts w:hint="eastAsia"/>
+          <w:sz w:val="28"/>
+          <w:szCs w:val="28"/>
+        </w:rPr>
+        <w:t>【抉择选项】反握住他的手，轻声安抚</w:t>
+      </w:r>
+    </w:p>
+    <w:p>
+      <w:pPr>
+        <w:rPr>
+          <w:rFonts w:hint="eastAsia"/>
+          <w:sz w:val="28"/>
+          <w:szCs w:val="28"/>
+          <w:lang w:val="en-US" w:eastAsia="zh-CN"/>
+        </w:rPr>
+      </w:pPr>
+      <w:r>
+        <w:rPr>
+          <w:rFonts w:hint="eastAsia"/>
+          <w:sz w:val="28"/>
+          <w:szCs w:val="28"/>
+          <w:lang w:val="en-US" w:eastAsia="zh-CN"/>
+        </w:rPr>
+        <w:t>||</w:t>
+      </w:r>
+      <w:r>
+        <w:rPr>
+          <w:rFonts w:hint="eastAsia"/>
+          <w:sz w:val="28"/>
+          <w:szCs w:val="28"/>
+        </w:rPr>
+        <w:t>你看着他脆弱的样子，心里没来由地一软</w:t>
+      </w:r>
+      <w:r>
+        <w:rPr>
+          <w:rFonts w:hint="eastAsia"/>
+          <w:sz w:val="28"/>
+          <w:szCs w:val="28"/>
+          <w:lang w:val="en-US" w:eastAsia="zh-CN"/>
+        </w:rPr>
+        <w:t>||</w:t>
+      </w:r>
+    </w:p>
+    <w:p>
+      <w:pPr>
+        <w:rPr>
+          <w:rFonts w:hint="eastAsia"/>
+          <w:sz w:val="28"/>
+          <w:szCs w:val="28"/>
+        </w:rPr>
+      </w:pPr>
+    </w:p>
+    <w:p>
+      <w:pPr>
+        <w:rPr>
+          <w:rFonts w:hint="default" w:eastAsiaTheme="minorEastAsia"/>
+          <w:sz w:val="28"/>
+          <w:szCs w:val="28"/>
+          <w:lang w:val="en-US" w:eastAsia="zh-CN"/>
+        </w:rPr>
+      </w:pPr>
+      <w:r>
+        <w:rPr>
+          <w:rFonts w:hint="eastAsia"/>
+          <w:sz w:val="28"/>
+          <w:szCs w:val="28"/>
+          <w:lang w:val="en-US" w:eastAsia="zh-CN"/>
+        </w:rPr>
+        <w:t>||</w:t>
+      </w:r>
+      <w:r>
+        <w:rPr>
+          <w:rFonts w:hint="eastAsia"/>
+          <w:sz w:val="28"/>
+          <w:szCs w:val="28"/>
+        </w:rPr>
+        <w:t>你没有挣脱，反而用另一只手覆上了他的手背，试图传递一点你的温度给他</w:t>
+      </w:r>
+      <w:r>
+        <w:rPr>
+          <w:rFonts w:hint="eastAsia"/>
+          <w:sz w:val="28"/>
+          <w:szCs w:val="28"/>
+          <w:lang w:val="en-US" w:eastAsia="zh-CN"/>
+        </w:rPr>
+        <w:t>||</w:t>
+      </w:r>
+    </w:p>
+    <w:p>
+      <w:pPr>
+        <w:rPr>
+          <w:rFonts w:hint="eastAsia"/>
+          <w:sz w:val="28"/>
+          <w:szCs w:val="28"/>
+        </w:rPr>
+      </w:pPr>
+    </w:p>
+    <w:p>
+      <w:pPr>
+        <w:rPr>
+          <w:rFonts w:hint="default" w:eastAsiaTheme="minorEastAsia"/>
+          <w:sz w:val="28"/>
+          <w:szCs w:val="28"/>
+          <w:lang w:val="en-US" w:eastAsia="zh-CN"/>
+        </w:rPr>
+      </w:pPr>
+      <w:r>
+        <w:rPr>
+          <w:rFonts w:hint="eastAsia"/>
+          <w:sz w:val="28"/>
+          <w:szCs w:val="28"/>
+        </w:rPr>
+        <w:t>女主名</w:t>
+      </w:r>
+      <w:r>
+        <w:rPr>
+          <w:rFonts w:hint="eastAsia"/>
+          <w:sz w:val="28"/>
+          <w:szCs w:val="28"/>
+          <w:lang w:val="en-US" w:eastAsia="zh-CN"/>
+        </w:rPr>
+        <w:t>||</w:t>
+      </w:r>
+      <w:r>
+        <w:rPr>
+          <w:rFonts w:hint="eastAsia"/>
+          <w:sz w:val="28"/>
+          <w:szCs w:val="28"/>
+        </w:rPr>
+        <w:t>“没事了，阿姨现在很安全。你先平复一下呼吸，别自己也倒下了，阿姨等会儿醒了还需要你。”</w:t>
       </w:r>
       <w:r>
         <w:rPr>
@@ -13461,1699 +14920,44 @@
           <w:rFonts w:hint="eastAsia"/>
           <w:sz w:val="28"/>
           <w:szCs w:val="28"/>
-          <w:lang w:val="en-US" w:eastAsia="zh-CN"/>
-        </w:rPr>
-      </w:pPr>
-    </w:p>
-    <w:p>
-      <w:pPr>
-        <w:rPr>
-          <w:rFonts w:hint="default" w:eastAsiaTheme="minorEastAsia"/>
-          <w:sz w:val="28"/>
-          <w:szCs w:val="28"/>
-          <w:lang w:val="en-US" w:eastAsia="zh-CN"/>
-        </w:rPr>
-      </w:pPr>
-      <w:r>
-        <w:rPr>
-          <w:rFonts w:hint="eastAsia"/>
-          <w:sz w:val="28"/>
-          <w:szCs w:val="28"/>
-          <w:lang w:val="en-US" w:eastAsia="zh-CN"/>
-        </w:rPr>
-        <w:t>||</w:t>
-      </w:r>
-      <w:r>
-        <w:rPr>
-          <w:rFonts w:hint="eastAsia"/>
-          <w:sz w:val="28"/>
-          <w:szCs w:val="28"/>
-        </w:rPr>
-        <w:t>发丝凌乱地贴在满是细汗的额头上，眼眶红得吓人，嘴唇因为过度紧张而失去血色</w:t>
-      </w:r>
-      <w:r>
-        <w:rPr>
-          <w:rFonts w:hint="eastAsia"/>
-          <w:sz w:val="28"/>
-          <w:szCs w:val="28"/>
-          <w:lang w:val="en-US" w:eastAsia="zh-CN"/>
-        </w:rPr>
-        <w:t>||0000</w:t>
-      </w:r>
-    </w:p>
-    <w:p>
-      <w:pPr>
-        <w:rPr>
-          <w:rFonts w:hint="eastAsia"/>
-          <w:sz w:val="28"/>
-          <w:szCs w:val="28"/>
-        </w:rPr>
-      </w:pPr>
-    </w:p>
-    <w:p>
-      <w:pPr>
-        <w:rPr>
-          <w:rFonts w:hint="default" w:eastAsiaTheme="minorEastAsia"/>
-          <w:sz w:val="28"/>
-          <w:szCs w:val="28"/>
-          <w:lang w:val="en-US" w:eastAsia="zh-CN"/>
-        </w:rPr>
-      </w:pPr>
-      <w:r>
-        <w:rPr>
-          <w:rFonts w:hint="eastAsia"/>
-          <w:sz w:val="28"/>
-          <w:szCs w:val="28"/>
-          <w:lang w:val="en-US" w:eastAsia="zh-CN"/>
-        </w:rPr>
-        <w:t>||</w:t>
-      </w:r>
-      <w:r>
-        <w:rPr>
-          <w:rFonts w:hint="eastAsia"/>
-          <w:sz w:val="28"/>
-          <w:szCs w:val="28"/>
-        </w:rPr>
-        <w:t>他平日里那种从容不迫、温润如水的滤镜瞬间碎裂</w:t>
-      </w:r>
-      <w:r>
-        <w:rPr>
-          <w:rFonts w:hint="eastAsia"/>
-          <w:sz w:val="28"/>
-          <w:szCs w:val="28"/>
-          <w:lang w:val="en-US" w:eastAsia="zh-CN"/>
-        </w:rPr>
-        <w:t>||</w:t>
-      </w:r>
-    </w:p>
-    <w:p>
-      <w:pPr>
-        <w:rPr>
-          <w:rFonts w:hint="eastAsia"/>
-          <w:sz w:val="28"/>
-          <w:szCs w:val="28"/>
-        </w:rPr>
-      </w:pPr>
-    </w:p>
-    <w:p>
-      <w:pPr>
-        <w:rPr>
-          <w:rFonts w:hint="eastAsia"/>
-          <w:sz w:val="28"/>
-          <w:szCs w:val="28"/>
-          <w:lang w:val="en-US" w:eastAsia="zh-CN"/>
-        </w:rPr>
-      </w:pPr>
-      <w:r>
-        <w:rPr>
-          <w:rFonts w:hint="eastAsia"/>
-          <w:sz w:val="28"/>
-          <w:szCs w:val="28"/>
-          <w:lang w:val="en-US" w:eastAsia="zh-CN"/>
-        </w:rPr>
-        <w:t>||</w:t>
-      </w:r>
-      <w:r>
-        <w:rPr>
-          <w:rFonts w:hint="eastAsia"/>
-          <w:sz w:val="28"/>
-          <w:szCs w:val="28"/>
-        </w:rPr>
-        <w:t>此时此刻的他，像一只被剥夺了安全感的困兽，目光焦灼地在走廊里搜寻</w:t>
-      </w:r>
-      <w:r>
-        <w:rPr>
-          <w:rFonts w:hint="eastAsia"/>
-          <w:sz w:val="28"/>
-          <w:szCs w:val="28"/>
-          <w:lang w:val="en-US" w:eastAsia="zh-CN"/>
-        </w:rPr>
-        <w:t>||</w:t>
-      </w:r>
-    </w:p>
-    <w:p>
-      <w:pPr>
-        <w:rPr>
-          <w:rFonts w:hint="eastAsia"/>
-          <w:sz w:val="28"/>
-          <w:szCs w:val="28"/>
-          <w:lang w:val="en-US" w:eastAsia="zh-CN"/>
-        </w:rPr>
-      </w:pPr>
-    </w:p>
-    <w:p>
-      <w:pPr>
-        <w:rPr>
-          <w:rFonts w:hint="default" w:eastAsiaTheme="minorEastAsia"/>
-          <w:sz w:val="28"/>
-          <w:szCs w:val="28"/>
-          <w:lang w:val="en-US" w:eastAsia="zh-CN"/>
-        </w:rPr>
-      </w:pPr>
-      <w:r>
-        <w:rPr>
-          <w:rFonts w:hint="eastAsia"/>
-          <w:sz w:val="28"/>
-          <w:szCs w:val="28"/>
-          <w:lang w:val="en-US" w:eastAsia="zh-CN"/>
-        </w:rPr>
-        <w:t>||</w:t>
-      </w:r>
-      <w:r>
-        <w:rPr>
-          <w:rFonts w:hint="eastAsia"/>
-          <w:sz w:val="28"/>
-          <w:szCs w:val="28"/>
-        </w:rPr>
-        <w:t>那目光里有恐惧，有慌张，有某种接近崩溃边缘的情绪</w:t>
-      </w:r>
-      <w:r>
-        <w:rPr>
-          <w:rFonts w:hint="eastAsia"/>
-          <w:sz w:val="28"/>
-          <w:szCs w:val="28"/>
-          <w:lang w:val="en-US" w:eastAsia="zh-CN"/>
-        </w:rPr>
-        <w:t>||</w:t>
-      </w:r>
-    </w:p>
-    <w:p>
-      <w:pPr>
-        <w:rPr>
-          <w:rFonts w:hint="eastAsia"/>
-          <w:sz w:val="28"/>
-          <w:szCs w:val="28"/>
-        </w:rPr>
-      </w:pPr>
-    </w:p>
-    <w:p>
-      <w:pPr>
-        <w:rPr>
-          <w:rFonts w:hint="default" w:eastAsiaTheme="minorEastAsia"/>
-          <w:sz w:val="28"/>
-          <w:szCs w:val="28"/>
-          <w:lang w:val="en-US" w:eastAsia="zh-CN"/>
-        </w:rPr>
-      </w:pPr>
-      <w:r>
-        <w:rPr>
-          <w:rFonts w:hint="eastAsia"/>
-          <w:sz w:val="28"/>
-          <w:szCs w:val="28"/>
-          <w:lang w:val="en-US" w:eastAsia="zh-CN"/>
-        </w:rPr>
-        <w:t>||</w:t>
-      </w:r>
-      <w:r>
-        <w:rPr>
-          <w:rFonts w:hint="eastAsia"/>
-          <w:sz w:val="28"/>
-          <w:szCs w:val="28"/>
-        </w:rPr>
-        <w:t>你站起身，快步迎了上去</w:t>
-      </w:r>
-      <w:r>
-        <w:rPr>
-          <w:rFonts w:hint="eastAsia"/>
-          <w:sz w:val="28"/>
-          <w:szCs w:val="28"/>
-          <w:lang w:val="en-US" w:eastAsia="zh-CN"/>
-        </w:rPr>
-        <w:t>||</w:t>
-      </w:r>
-    </w:p>
-    <w:p>
-      <w:pPr>
-        <w:rPr>
-          <w:rFonts w:hint="eastAsia"/>
-          <w:sz w:val="28"/>
-          <w:szCs w:val="28"/>
-        </w:rPr>
-      </w:pPr>
-    </w:p>
-    <w:p>
-      <w:pPr>
-        <w:rPr>
-          <w:rFonts w:hint="default" w:eastAsiaTheme="minorEastAsia"/>
-          <w:sz w:val="28"/>
-          <w:szCs w:val="28"/>
-          <w:lang w:val="en-US" w:eastAsia="zh-CN"/>
-        </w:rPr>
-      </w:pPr>
-      <w:r>
-        <w:rPr>
-          <w:rFonts w:hint="eastAsia"/>
-          <w:sz w:val="28"/>
-          <w:szCs w:val="28"/>
-        </w:rPr>
-        <w:t>女主名</w:t>
-      </w:r>
-      <w:r>
-        <w:rPr>
-          <w:rFonts w:hint="eastAsia"/>
-          <w:sz w:val="28"/>
-          <w:szCs w:val="28"/>
-          <w:lang w:val="en-US" w:eastAsia="zh-CN"/>
-        </w:rPr>
-        <w:t>||</w:t>
-      </w:r>
-      <w:r>
-        <w:rPr>
-          <w:rFonts w:hint="eastAsia"/>
-          <w:sz w:val="28"/>
-          <w:szCs w:val="28"/>
-        </w:rPr>
-        <w:t>“温叙！这边！医生说阿姨是急性突发低血压导致的晕厥，已经脱离危险了，你别太着急。”</w:t>
-      </w:r>
-      <w:r>
-        <w:rPr>
-          <w:rFonts w:hint="eastAsia"/>
-          <w:sz w:val="28"/>
-          <w:szCs w:val="28"/>
-          <w:lang w:val="en-US" w:eastAsia="zh-CN"/>
-        </w:rPr>
-        <w:t>||0000</w:t>
-      </w:r>
-    </w:p>
-    <w:p>
-      <w:pPr>
-        <w:rPr>
-          <w:rFonts w:hint="eastAsia"/>
-          <w:sz w:val="28"/>
-          <w:szCs w:val="28"/>
-        </w:rPr>
-      </w:pPr>
-    </w:p>
-    <w:p>
-      <w:pPr>
-        <w:rPr>
-          <w:rFonts w:hint="default" w:eastAsiaTheme="minorEastAsia"/>
-          <w:sz w:val="28"/>
-          <w:szCs w:val="28"/>
-          <w:lang w:val="en-US" w:eastAsia="zh-CN"/>
-        </w:rPr>
-      </w:pPr>
-      <w:r>
-        <w:rPr>
-          <w:rFonts w:hint="eastAsia"/>
-          <w:sz w:val="28"/>
-          <w:szCs w:val="28"/>
-          <w:lang w:val="en-US" w:eastAsia="zh-CN"/>
-        </w:rPr>
-        <w:t>||</w:t>
-      </w:r>
-      <w:r>
-        <w:rPr>
-          <w:rFonts w:hint="eastAsia"/>
-          <w:sz w:val="28"/>
-          <w:szCs w:val="28"/>
-        </w:rPr>
-        <w:t>听到“脱离危险”四个字，温叙紧绷到极限的肩膀猛地垮了下来</w:t>
-      </w:r>
-      <w:r>
-        <w:rPr>
-          <w:rFonts w:hint="eastAsia"/>
-          <w:sz w:val="28"/>
-          <w:szCs w:val="28"/>
-          <w:lang w:val="en-US" w:eastAsia="zh-CN"/>
-        </w:rPr>
-        <w:t>||</w:t>
-      </w:r>
-    </w:p>
-    <w:p>
-      <w:pPr>
-        <w:rPr>
-          <w:rFonts w:hint="eastAsia"/>
-          <w:sz w:val="28"/>
-          <w:szCs w:val="28"/>
-        </w:rPr>
-      </w:pPr>
-    </w:p>
-    <w:p>
-      <w:pPr>
-        <w:rPr>
-          <w:rFonts w:hint="eastAsia"/>
-          <w:sz w:val="28"/>
-          <w:szCs w:val="28"/>
-          <w:lang w:val="en-US" w:eastAsia="zh-CN"/>
-        </w:rPr>
-      </w:pPr>
-      <w:r>
-        <w:rPr>
-          <w:rFonts w:hint="eastAsia"/>
-          <w:sz w:val="28"/>
-          <w:szCs w:val="28"/>
-          <w:lang w:val="en-US" w:eastAsia="zh-CN"/>
-        </w:rPr>
-        <w:t>||</w:t>
-      </w:r>
-      <w:r>
-        <w:rPr>
-          <w:rFonts w:hint="eastAsia"/>
-          <w:sz w:val="28"/>
-          <w:szCs w:val="28"/>
-        </w:rPr>
-        <w:t>他脱力般地扶着墙壁，胸口剧烈起伏，仿佛要把积压在肺里的恐惧全都吐出来</w:t>
-      </w:r>
-      <w:r>
-        <w:rPr>
-          <w:rFonts w:hint="eastAsia"/>
-          <w:sz w:val="28"/>
-          <w:szCs w:val="28"/>
-          <w:lang w:val="en-US" w:eastAsia="zh-CN"/>
-        </w:rPr>
-        <w:t>||</w:t>
-      </w:r>
-    </w:p>
-    <w:p>
-      <w:pPr>
-        <w:rPr>
-          <w:rFonts w:hint="eastAsia"/>
-          <w:sz w:val="28"/>
-          <w:szCs w:val="28"/>
-          <w:lang w:val="en-US" w:eastAsia="zh-CN"/>
-        </w:rPr>
-      </w:pPr>
-    </w:p>
-    <w:p>
-      <w:pPr>
-        <w:rPr>
-          <w:rFonts w:hint="default" w:eastAsiaTheme="minorEastAsia"/>
-          <w:sz w:val="28"/>
-          <w:szCs w:val="28"/>
-          <w:lang w:val="en-US" w:eastAsia="zh-CN"/>
-        </w:rPr>
-      </w:pPr>
-      <w:r>
-        <w:rPr>
-          <w:rFonts w:hint="eastAsia"/>
-          <w:sz w:val="28"/>
-          <w:szCs w:val="28"/>
-          <w:lang w:val="en-US" w:eastAsia="zh-CN"/>
-        </w:rPr>
-        <w:t>||</w:t>
-      </w:r>
-      <w:r>
-        <w:rPr>
-          <w:rFonts w:hint="eastAsia"/>
-          <w:sz w:val="28"/>
-          <w:szCs w:val="28"/>
-        </w:rPr>
-        <w:t>他大口大口地喘气，像是刚才那一路狂奔，把他的所有力气都耗尽了</w:t>
-      </w:r>
-      <w:r>
-        <w:rPr>
-          <w:rFonts w:hint="eastAsia"/>
-          <w:sz w:val="28"/>
-          <w:szCs w:val="28"/>
-          <w:lang w:val="en-US" w:eastAsia="zh-CN"/>
-        </w:rPr>
-        <w:t>||</w:t>
-      </w:r>
-    </w:p>
-    <w:p>
-      <w:pPr>
-        <w:rPr>
-          <w:rFonts w:hint="eastAsia"/>
-          <w:sz w:val="28"/>
-          <w:szCs w:val="28"/>
-        </w:rPr>
-      </w:pPr>
-    </w:p>
-    <w:p>
-      <w:pPr>
-        <w:rPr>
-          <w:rFonts w:hint="default" w:eastAsiaTheme="minorEastAsia"/>
-          <w:sz w:val="28"/>
-          <w:szCs w:val="28"/>
-          <w:lang w:val="en-US" w:eastAsia="zh-CN"/>
-        </w:rPr>
-      </w:pPr>
-      <w:r>
-        <w:rPr>
-          <w:rFonts w:hint="eastAsia"/>
-          <w:sz w:val="28"/>
-          <w:szCs w:val="28"/>
-          <w:lang w:val="en-US" w:eastAsia="zh-CN"/>
-        </w:rPr>
-        <w:t>||</w:t>
-      </w:r>
-      <w:r>
-        <w:rPr>
-          <w:rFonts w:hint="eastAsia"/>
-          <w:sz w:val="28"/>
-          <w:szCs w:val="28"/>
-        </w:rPr>
-        <w:t>突然，他猛地直起身，上前一步，紧紧握住你的手</w:t>
-      </w:r>
-      <w:r>
-        <w:rPr>
-          <w:rFonts w:hint="eastAsia"/>
-          <w:sz w:val="28"/>
-          <w:szCs w:val="28"/>
-          <w:lang w:val="en-US" w:eastAsia="zh-CN"/>
-        </w:rPr>
-        <w:t>||</w:t>
-      </w:r>
-    </w:p>
-    <w:p>
-      <w:pPr>
-        <w:rPr>
-          <w:rFonts w:hint="eastAsia"/>
-          <w:sz w:val="28"/>
-          <w:szCs w:val="28"/>
-        </w:rPr>
-      </w:pPr>
-    </w:p>
-    <w:p>
-      <w:pPr>
-        <w:rPr>
-          <w:rFonts w:hint="default" w:eastAsiaTheme="minorEastAsia"/>
-          <w:sz w:val="28"/>
-          <w:szCs w:val="28"/>
-          <w:lang w:val="en-US" w:eastAsia="zh-CN"/>
-        </w:rPr>
-      </w:pPr>
-      <w:r>
-        <w:rPr>
-          <w:rFonts w:hint="eastAsia"/>
-          <w:sz w:val="28"/>
-          <w:szCs w:val="28"/>
-          <w:lang w:val="en-US" w:eastAsia="zh-CN"/>
-        </w:rPr>
-        <w:t>||</w:t>
-      </w:r>
-      <w:r>
-        <w:rPr>
-          <w:rFonts w:hint="eastAsia"/>
-          <w:sz w:val="28"/>
-          <w:szCs w:val="28"/>
-        </w:rPr>
-        <w:t>他的手冰凉刺骨，还在不受控制地微微发抖</w:t>
-      </w:r>
-      <w:r>
-        <w:rPr>
-          <w:rFonts w:hint="eastAsia"/>
-          <w:sz w:val="28"/>
-          <w:szCs w:val="28"/>
-          <w:lang w:val="en-US" w:eastAsia="zh-CN"/>
-        </w:rPr>
-        <w:t>||</w:t>
-      </w:r>
-    </w:p>
-    <w:p>
-      <w:pPr>
-        <w:rPr>
-          <w:rFonts w:hint="eastAsia"/>
-          <w:sz w:val="28"/>
-          <w:szCs w:val="28"/>
-        </w:rPr>
-      </w:pPr>
-    </w:p>
-    <w:p>
-      <w:pPr>
-        <w:rPr>
-          <w:rFonts w:hint="default" w:eastAsiaTheme="minorEastAsia"/>
-          <w:sz w:val="28"/>
-          <w:szCs w:val="28"/>
-          <w:lang w:val="en-US" w:eastAsia="zh-CN"/>
-        </w:rPr>
-      </w:pPr>
-      <w:r>
-        <w:rPr>
-          <w:rFonts w:hint="eastAsia"/>
-          <w:sz w:val="28"/>
-          <w:szCs w:val="28"/>
-        </w:rPr>
-        <w:t>温叙</w:t>
-      </w:r>
-      <w:r>
-        <w:rPr>
-          <w:rFonts w:hint="eastAsia"/>
-          <w:sz w:val="28"/>
-          <w:szCs w:val="28"/>
-          <w:lang w:val="en-US" w:eastAsia="zh-CN"/>
-        </w:rPr>
-        <w:t>||</w:t>
-      </w:r>
-      <w:r>
-        <w:rPr>
-          <w:rFonts w:hint="eastAsia"/>
-          <w:sz w:val="28"/>
-          <w:szCs w:val="28"/>
-        </w:rPr>
-        <w:t>“谢谢……真的谢谢你。如果不是你，我可能……我不知道该怎么办……”</w:t>
-      </w:r>
-      <w:r>
-        <w:rPr>
-          <w:rFonts w:hint="eastAsia"/>
-          <w:sz w:val="28"/>
-          <w:szCs w:val="28"/>
-          <w:lang w:val="en-US" w:eastAsia="zh-CN"/>
-        </w:rPr>
-        <w:t>||0000</w:t>
-      </w:r>
-    </w:p>
-    <w:p>
-      <w:pPr>
-        <w:rPr>
-          <w:rFonts w:hint="eastAsia"/>
-          <w:sz w:val="28"/>
-          <w:szCs w:val="28"/>
-        </w:rPr>
-      </w:pPr>
-    </w:p>
-    <w:p>
-      <w:pPr>
-        <w:rPr>
-          <w:rFonts w:hint="eastAsia"/>
-          <w:sz w:val="28"/>
-          <w:szCs w:val="28"/>
-          <w:lang w:val="en-US" w:eastAsia="zh-CN"/>
-        </w:rPr>
-      </w:pPr>
-      <w:r>
-        <w:rPr>
-          <w:rFonts w:hint="eastAsia"/>
-          <w:sz w:val="28"/>
-          <w:szCs w:val="28"/>
-          <w:lang w:val="en-US" w:eastAsia="zh-CN"/>
-        </w:rPr>
-        <w:t>||</w:t>
-      </w:r>
-      <w:r>
-        <w:rPr>
-          <w:rFonts w:hint="eastAsia"/>
-          <w:sz w:val="28"/>
-          <w:szCs w:val="28"/>
-        </w:rPr>
-        <w:t>他的声音哑得不成样子，带着劫后余生的庆幸和难以言喻的后怕</w:t>
-      </w:r>
-      <w:r>
-        <w:rPr>
-          <w:rFonts w:hint="eastAsia"/>
-          <w:sz w:val="28"/>
-          <w:szCs w:val="28"/>
-          <w:lang w:val="en-US" w:eastAsia="zh-CN"/>
-        </w:rPr>
-        <w:t>||</w:t>
-      </w:r>
-    </w:p>
-    <w:p>
-      <w:pPr>
-        <w:rPr>
-          <w:rFonts w:hint="eastAsia"/>
-          <w:sz w:val="28"/>
-          <w:szCs w:val="28"/>
-          <w:lang w:val="en-US" w:eastAsia="zh-CN"/>
-        </w:rPr>
-      </w:pPr>
-    </w:p>
-    <w:p>
-      <w:pPr>
-        <w:rPr>
-          <w:rFonts w:hint="default" w:eastAsiaTheme="minorEastAsia"/>
-          <w:sz w:val="28"/>
-          <w:szCs w:val="28"/>
-          <w:lang w:val="en-US" w:eastAsia="zh-CN"/>
-        </w:rPr>
-      </w:pPr>
-      <w:r>
-        <w:rPr>
-          <w:rFonts w:hint="eastAsia"/>
-          <w:sz w:val="28"/>
-          <w:szCs w:val="28"/>
-          <w:lang w:val="en-US" w:eastAsia="zh-CN"/>
-        </w:rPr>
-        <w:t>||</w:t>
-      </w:r>
-      <w:r>
-        <w:rPr>
-          <w:rFonts w:hint="eastAsia"/>
-          <w:sz w:val="28"/>
-          <w:szCs w:val="28"/>
-        </w:rPr>
-        <w:t>他低着头，你看不清他的表情，但你能感觉到他在努力控制自己</w:t>
-      </w:r>
-      <w:r>
-        <w:rPr>
-          <w:rFonts w:hint="eastAsia"/>
-          <w:sz w:val="28"/>
-          <w:szCs w:val="28"/>
-          <w:lang w:eastAsia="zh-CN"/>
-        </w:rPr>
-        <w:t>，</w:t>
-      </w:r>
-      <w:r>
-        <w:rPr>
-          <w:rFonts w:hint="eastAsia"/>
-          <w:sz w:val="28"/>
-          <w:szCs w:val="28"/>
-        </w:rPr>
-        <w:t>控制那些快要涌出来的情绪</w:t>
-      </w:r>
-      <w:r>
-        <w:rPr>
-          <w:rFonts w:hint="eastAsia"/>
-          <w:sz w:val="28"/>
-          <w:szCs w:val="28"/>
-          <w:lang w:val="en-US" w:eastAsia="zh-CN"/>
-        </w:rPr>
-        <w:t>和那些</w:t>
-      </w:r>
-      <w:r>
-        <w:rPr>
-          <w:rFonts w:hint="eastAsia"/>
-          <w:sz w:val="28"/>
-          <w:szCs w:val="28"/>
-        </w:rPr>
-        <w:t>快要说出口的话</w:t>
-      </w:r>
-      <w:r>
-        <w:rPr>
-          <w:rFonts w:hint="eastAsia"/>
-          <w:sz w:val="28"/>
-          <w:szCs w:val="28"/>
-          <w:lang w:val="en-US" w:eastAsia="zh-CN"/>
-        </w:rPr>
-        <w:t>||</w:t>
-      </w:r>
-    </w:p>
-    <w:p>
-      <w:pPr>
-        <w:rPr>
-          <w:rFonts w:hint="eastAsia"/>
-          <w:sz w:val="28"/>
-          <w:szCs w:val="28"/>
-        </w:rPr>
-      </w:pPr>
-    </w:p>
-    <w:p>
-      <w:pPr>
-        <w:rPr>
-          <w:rFonts w:hint="default" w:eastAsiaTheme="minorEastAsia"/>
-          <w:sz w:val="28"/>
-          <w:szCs w:val="28"/>
-          <w:lang w:val="en-US" w:eastAsia="zh-CN"/>
-        </w:rPr>
-      </w:pPr>
-      <w:r>
-        <w:rPr>
-          <w:rFonts w:hint="eastAsia"/>
-          <w:sz w:val="28"/>
-          <w:szCs w:val="28"/>
-          <w:lang w:val="en-US" w:eastAsia="zh-CN"/>
-        </w:rPr>
-        <w:t>||</w:t>
-      </w:r>
-      <w:r>
-        <w:rPr>
-          <w:rFonts w:hint="eastAsia"/>
-          <w:sz w:val="28"/>
-          <w:szCs w:val="28"/>
-        </w:rPr>
-        <w:t>在那一瞬间，由于距离极近，你突然察觉到了什么</w:t>
-      </w:r>
-      <w:r>
-        <w:rPr>
-          <w:rFonts w:hint="eastAsia"/>
-          <w:sz w:val="28"/>
-          <w:szCs w:val="28"/>
-          <w:lang w:val="en-US" w:eastAsia="zh-CN"/>
-        </w:rPr>
-        <w:t>||</w:t>
-      </w:r>
-    </w:p>
-    <w:p>
-      <w:pPr>
-        <w:rPr>
-          <w:rFonts w:hint="eastAsia"/>
-          <w:sz w:val="28"/>
-          <w:szCs w:val="28"/>
-        </w:rPr>
-      </w:pPr>
-    </w:p>
-    <w:p>
-      <w:pPr>
-        <w:rPr>
-          <w:rFonts w:hint="eastAsia"/>
-          <w:sz w:val="28"/>
-          <w:szCs w:val="28"/>
-          <w:lang w:val="en-US" w:eastAsia="zh-CN"/>
-        </w:rPr>
-      </w:pPr>
-      <w:r>
-        <w:rPr>
-          <w:rFonts w:hint="eastAsia"/>
-          <w:sz w:val="28"/>
-          <w:szCs w:val="28"/>
-          <w:lang w:val="en-US" w:eastAsia="zh-CN"/>
-        </w:rPr>
-        <w:t>||</w:t>
-      </w:r>
-      <w:r>
-        <w:rPr>
-          <w:rFonts w:hint="eastAsia"/>
-          <w:sz w:val="28"/>
-          <w:szCs w:val="28"/>
-        </w:rPr>
-        <w:t>他的眼神里，除了对恩人的感激，似乎还翻涌着某种更深沉的情绪</w:t>
-      </w:r>
-      <w:r>
-        <w:rPr>
-          <w:rFonts w:hint="eastAsia"/>
-          <w:sz w:val="28"/>
-          <w:szCs w:val="28"/>
-          <w:lang w:val="en-US" w:eastAsia="zh-CN"/>
-        </w:rPr>
-        <w:t>||</w:t>
-      </w:r>
-    </w:p>
-    <w:p>
-      <w:pPr>
-        <w:rPr>
-          <w:rFonts w:hint="eastAsia"/>
-          <w:sz w:val="28"/>
-          <w:szCs w:val="28"/>
-          <w:lang w:val="en-US" w:eastAsia="zh-CN"/>
-        </w:rPr>
-      </w:pPr>
-    </w:p>
-    <w:p>
-      <w:pPr>
-        <w:rPr>
-          <w:rFonts w:hint="default" w:eastAsiaTheme="minorEastAsia"/>
-          <w:sz w:val="28"/>
-          <w:szCs w:val="28"/>
-          <w:lang w:val="en-US" w:eastAsia="zh-CN"/>
-        </w:rPr>
-      </w:pPr>
-      <w:r>
-        <w:rPr>
-          <w:rFonts w:hint="eastAsia"/>
-          <w:sz w:val="28"/>
-          <w:szCs w:val="28"/>
-          <w:lang w:val="en-US" w:eastAsia="zh-CN"/>
-        </w:rPr>
-        <w:t>||</w:t>
-      </w:r>
-      <w:r>
-        <w:rPr>
-          <w:rFonts w:hint="eastAsia"/>
-          <w:sz w:val="28"/>
-          <w:szCs w:val="28"/>
-        </w:rPr>
-        <w:t>那种情绪太复杂，你辨认不出来，只觉得它太过浓烈，浓到让你有些害怕</w:t>
-      </w:r>
-      <w:r>
-        <w:rPr>
-          <w:rFonts w:hint="eastAsia"/>
-          <w:sz w:val="28"/>
-          <w:szCs w:val="28"/>
-          <w:lang w:val="en-US" w:eastAsia="zh-CN"/>
-        </w:rPr>
-        <w:t>||</w:t>
-      </w:r>
-    </w:p>
-    <w:p>
-      <w:pPr>
-        <w:rPr>
-          <w:rFonts w:hint="eastAsia"/>
-          <w:sz w:val="28"/>
-          <w:szCs w:val="28"/>
-        </w:rPr>
-      </w:pPr>
-    </w:p>
-    <w:p>
-      <w:pPr>
-        <w:rPr>
-          <w:rFonts w:hint="default" w:eastAsiaTheme="minorEastAsia"/>
-          <w:sz w:val="28"/>
-          <w:szCs w:val="28"/>
-          <w:lang w:val="en-US" w:eastAsia="zh-CN"/>
-        </w:rPr>
-      </w:pPr>
-      <w:r>
-        <w:rPr>
-          <w:rFonts w:hint="eastAsia"/>
-          <w:sz w:val="28"/>
-          <w:szCs w:val="28"/>
-          <w:lang w:val="en-US" w:eastAsia="zh-CN"/>
-        </w:rPr>
-        <w:t>||</w:t>
-      </w:r>
-      <w:r>
-        <w:rPr>
-          <w:rFonts w:hint="eastAsia"/>
-          <w:sz w:val="28"/>
-          <w:szCs w:val="28"/>
-        </w:rPr>
-        <w:t>就像是，一个在无边黑暗中独自行走了很久的人，终于再次抓住了他生命中唯一的锚</w:t>
-      </w:r>
-      <w:r>
-        <w:rPr>
-          <w:rFonts w:hint="eastAsia"/>
-          <w:sz w:val="28"/>
-          <w:szCs w:val="28"/>
-          <w:lang w:val="en-US" w:eastAsia="zh-CN"/>
-        </w:rPr>
-        <w:t>||</w:t>
-      </w:r>
-    </w:p>
-    <w:p>
-      <w:pPr>
-        <w:rPr>
-          <w:rFonts w:hint="eastAsia"/>
-          <w:sz w:val="28"/>
-          <w:szCs w:val="28"/>
-        </w:rPr>
-      </w:pPr>
-    </w:p>
-    <w:p>
-      <w:pPr>
-        <w:rPr>
-          <w:rFonts w:hint="eastAsia"/>
-          <w:sz w:val="28"/>
-          <w:szCs w:val="28"/>
-        </w:rPr>
-      </w:pPr>
-      <w:r>
-        <w:rPr>
-          <w:rFonts w:hint="eastAsia"/>
-          <w:sz w:val="28"/>
-          <w:szCs w:val="28"/>
-        </w:rPr>
-        <w:t>【抉择选项】冷静地抽回手，递给他纸巾</w:t>
-      </w:r>
-    </w:p>
-    <w:p>
-      <w:pPr>
-        <w:rPr>
-          <w:rFonts w:hint="eastAsia"/>
-          <w:sz w:val="28"/>
-          <w:szCs w:val="28"/>
-          <w:lang w:val="en-US" w:eastAsia="zh-CN"/>
-        </w:rPr>
-      </w:pPr>
-      <w:r>
-        <w:rPr>
-          <w:rFonts w:hint="eastAsia"/>
-          <w:sz w:val="28"/>
-          <w:szCs w:val="28"/>
-          <w:lang w:val="en-US" w:eastAsia="zh-CN"/>
-        </w:rPr>
-        <w:t>||</w:t>
-      </w:r>
-      <w:r>
-        <w:rPr>
-          <w:rFonts w:hint="eastAsia"/>
-          <w:sz w:val="28"/>
-          <w:szCs w:val="28"/>
-        </w:rPr>
-        <w:t>手上传来的痛感让你迅速找回了理智</w:t>
-      </w:r>
-      <w:r>
-        <w:rPr>
-          <w:rFonts w:hint="eastAsia"/>
-          <w:sz w:val="28"/>
-          <w:szCs w:val="28"/>
-          <w:lang w:eastAsia="zh-CN"/>
-        </w:rPr>
-        <w:t>，</w:t>
-      </w:r>
-      <w:r>
-        <w:rPr>
-          <w:rFonts w:hint="eastAsia"/>
-          <w:sz w:val="28"/>
-          <w:szCs w:val="28"/>
-        </w:rPr>
-        <w:t>他握得太紧，紧到你的手指都有些发麻</w:t>
-      </w:r>
-      <w:r>
-        <w:rPr>
-          <w:rFonts w:hint="eastAsia"/>
-          <w:sz w:val="28"/>
-          <w:szCs w:val="28"/>
-          <w:lang w:val="en-US" w:eastAsia="zh-CN"/>
-        </w:rPr>
-        <w:t>||</w:t>
-      </w:r>
-    </w:p>
-    <w:p>
-      <w:pPr>
-        <w:rPr>
-          <w:rFonts w:hint="eastAsia"/>
-          <w:sz w:val="28"/>
-          <w:szCs w:val="28"/>
-          <w:lang w:val="en-US" w:eastAsia="zh-CN"/>
-        </w:rPr>
-      </w:pPr>
-    </w:p>
-    <w:p>
-      <w:pPr>
-        <w:rPr>
-          <w:rFonts w:hint="default" w:eastAsiaTheme="minorEastAsia"/>
-          <w:sz w:val="28"/>
-          <w:szCs w:val="28"/>
-          <w:lang w:val="en-US" w:eastAsia="zh-CN"/>
-        </w:rPr>
-      </w:pPr>
-      <w:r>
-        <w:rPr>
-          <w:rFonts w:hint="eastAsia"/>
-          <w:sz w:val="28"/>
-          <w:szCs w:val="28"/>
-          <w:lang w:val="en-US" w:eastAsia="zh-CN"/>
-        </w:rPr>
-        <w:t>||</w:t>
-      </w:r>
-      <w:r>
-        <w:rPr>
-          <w:rFonts w:hint="eastAsia"/>
-          <w:sz w:val="28"/>
-          <w:szCs w:val="28"/>
-        </w:rPr>
-        <w:t>你轻轻挣开了他，从包里翻出一包纸巾递过去，语气保持着客观和镇定</w:t>
-      </w:r>
-      <w:r>
-        <w:rPr>
-          <w:rFonts w:hint="eastAsia"/>
-          <w:sz w:val="28"/>
-          <w:szCs w:val="28"/>
-          <w:lang w:val="en-US" w:eastAsia="zh-CN"/>
-        </w:rPr>
-        <w:t>||</w:t>
-      </w:r>
-    </w:p>
-    <w:p>
-      <w:pPr>
-        <w:rPr>
-          <w:rFonts w:hint="eastAsia"/>
-          <w:sz w:val="28"/>
-          <w:szCs w:val="28"/>
-        </w:rPr>
-      </w:pPr>
-    </w:p>
-    <w:p>
-      <w:pPr>
-        <w:rPr>
-          <w:rFonts w:hint="default" w:eastAsiaTheme="minorEastAsia"/>
-          <w:sz w:val="28"/>
-          <w:szCs w:val="28"/>
-          <w:lang w:val="en-US" w:eastAsia="zh-CN"/>
-        </w:rPr>
-      </w:pPr>
-      <w:r>
-        <w:rPr>
-          <w:rFonts w:hint="eastAsia"/>
-          <w:sz w:val="28"/>
-          <w:szCs w:val="28"/>
-        </w:rPr>
-        <w:t>女主名</w:t>
-      </w:r>
-      <w:r>
-        <w:rPr>
-          <w:rFonts w:hint="eastAsia"/>
-          <w:sz w:val="28"/>
-          <w:szCs w:val="28"/>
-          <w:lang w:val="en-US" w:eastAsia="zh-CN"/>
-        </w:rPr>
-        <w:t>||</w:t>
-      </w:r>
-      <w:r>
-        <w:rPr>
-          <w:rFonts w:hint="eastAsia"/>
-          <w:sz w:val="28"/>
-          <w:szCs w:val="28"/>
-        </w:rPr>
-        <w:t>“举手之劳而已，刚好被我和我朋友碰上。你先擦擦汗，阿姨还需要你照顾，你得先撑住自己。”</w:t>
-      </w:r>
-      <w:r>
-        <w:rPr>
-          <w:rFonts w:hint="eastAsia"/>
-          <w:sz w:val="28"/>
-          <w:szCs w:val="28"/>
-          <w:lang w:val="en-US" w:eastAsia="zh-CN"/>
-        </w:rPr>
-        <w:t>||0000</w:t>
-      </w:r>
-    </w:p>
-    <w:p>
-      <w:pPr>
-        <w:rPr>
-          <w:rFonts w:hint="eastAsia"/>
-          <w:sz w:val="28"/>
-          <w:szCs w:val="28"/>
-        </w:rPr>
-      </w:pPr>
-    </w:p>
-    <w:p>
-      <w:pPr>
-        <w:rPr>
-          <w:rFonts w:hint="eastAsia"/>
-          <w:sz w:val="28"/>
-          <w:szCs w:val="28"/>
-          <w:lang w:val="en-US" w:eastAsia="zh-CN"/>
-        </w:rPr>
-      </w:pPr>
-      <w:r>
-        <w:rPr>
-          <w:rFonts w:hint="eastAsia"/>
-          <w:sz w:val="28"/>
-          <w:szCs w:val="28"/>
-          <w:lang w:val="en-US" w:eastAsia="zh-CN"/>
-        </w:rPr>
-        <w:t>||</w:t>
-      </w:r>
-      <w:r>
-        <w:rPr>
-          <w:rFonts w:hint="eastAsia"/>
-          <w:sz w:val="28"/>
-          <w:szCs w:val="28"/>
-        </w:rPr>
-        <w:t>手心里的温度抽离，温叙眼底的光似乎也跟着黯淡了一瞬</w:t>
-      </w:r>
-      <w:r>
-        <w:rPr>
-          <w:rFonts w:hint="eastAsia"/>
-          <w:sz w:val="28"/>
-          <w:szCs w:val="28"/>
-          <w:lang w:val="en-US" w:eastAsia="zh-CN"/>
-        </w:rPr>
-        <w:t>||</w:t>
-      </w:r>
-    </w:p>
-    <w:p>
-      <w:pPr>
-        <w:rPr>
-          <w:rFonts w:hint="eastAsia"/>
-          <w:sz w:val="28"/>
-          <w:szCs w:val="28"/>
-          <w:lang w:val="en-US" w:eastAsia="zh-CN"/>
-        </w:rPr>
-      </w:pPr>
-    </w:p>
-    <w:p>
-      <w:pPr>
-        <w:rPr>
-          <w:rFonts w:hint="default" w:eastAsiaTheme="minorEastAsia"/>
-          <w:sz w:val="28"/>
-          <w:szCs w:val="28"/>
-          <w:lang w:val="en-US" w:eastAsia="zh-CN"/>
-        </w:rPr>
-      </w:pPr>
-      <w:r>
-        <w:rPr>
-          <w:rFonts w:hint="eastAsia"/>
-          <w:sz w:val="28"/>
-          <w:szCs w:val="28"/>
-          <w:lang w:val="en-US" w:eastAsia="zh-CN"/>
-        </w:rPr>
-        <w:t>||</w:t>
-      </w:r>
-      <w:r>
-        <w:rPr>
-          <w:rFonts w:hint="eastAsia"/>
-          <w:sz w:val="28"/>
-          <w:szCs w:val="28"/>
-        </w:rPr>
-        <w:t>那一瞬间，他像是被抽走了什么很重要的东西，眼神里闪过一丝不可名状的落寞</w:t>
-      </w:r>
-      <w:r>
-        <w:rPr>
-          <w:rFonts w:hint="eastAsia"/>
-          <w:sz w:val="28"/>
-          <w:szCs w:val="28"/>
-          <w:lang w:val="en-US" w:eastAsia="zh-CN"/>
-        </w:rPr>
-        <w:t>||</w:t>
-      </w:r>
-    </w:p>
-    <w:p>
-      <w:pPr>
-        <w:rPr>
-          <w:rFonts w:hint="eastAsia"/>
-          <w:sz w:val="28"/>
-          <w:szCs w:val="28"/>
-        </w:rPr>
-      </w:pPr>
-    </w:p>
-    <w:p>
-      <w:pPr>
-        <w:rPr>
-          <w:rFonts w:hint="default" w:eastAsiaTheme="minorEastAsia"/>
-          <w:sz w:val="28"/>
-          <w:szCs w:val="28"/>
-          <w:lang w:val="en-US" w:eastAsia="zh-CN"/>
-        </w:rPr>
-      </w:pPr>
-      <w:r>
-        <w:rPr>
-          <w:rFonts w:hint="eastAsia"/>
-          <w:sz w:val="28"/>
-          <w:szCs w:val="28"/>
-          <w:lang w:val="en-US" w:eastAsia="zh-CN"/>
-        </w:rPr>
-        <w:t>||</w:t>
-      </w:r>
-      <w:r>
-        <w:rPr>
-          <w:rFonts w:hint="eastAsia"/>
-          <w:sz w:val="28"/>
-          <w:szCs w:val="28"/>
-        </w:rPr>
-        <w:t>他接过纸巾，默默捏紧在掌心</w:t>
-      </w:r>
-      <w:r>
-        <w:rPr>
-          <w:rFonts w:hint="eastAsia"/>
-          <w:sz w:val="28"/>
-          <w:szCs w:val="28"/>
-          <w:lang w:val="en-US" w:eastAsia="zh-CN"/>
-        </w:rPr>
-        <w:t>||</w:t>
-      </w:r>
-    </w:p>
-    <w:p>
-      <w:pPr>
-        <w:rPr>
-          <w:rFonts w:hint="eastAsia"/>
-          <w:sz w:val="28"/>
-          <w:szCs w:val="28"/>
-        </w:rPr>
-      </w:pPr>
-    </w:p>
-    <w:p>
-      <w:pPr>
-        <w:rPr>
-          <w:rFonts w:hint="default" w:eastAsiaTheme="minorEastAsia"/>
-          <w:sz w:val="28"/>
-          <w:szCs w:val="28"/>
-          <w:lang w:val="en-US" w:eastAsia="zh-CN"/>
-        </w:rPr>
-      </w:pPr>
-      <w:r>
-        <w:rPr>
-          <w:rFonts w:hint="eastAsia"/>
-          <w:sz w:val="28"/>
-          <w:szCs w:val="28"/>
-        </w:rPr>
-        <w:t>温叙</w:t>
-      </w:r>
-      <w:r>
-        <w:rPr>
-          <w:rFonts w:hint="eastAsia"/>
-          <w:sz w:val="28"/>
-          <w:szCs w:val="28"/>
-          <w:lang w:val="en-US" w:eastAsia="zh-CN"/>
-        </w:rPr>
-        <w:t>||</w:t>
-      </w:r>
-      <w:r>
-        <w:rPr>
-          <w:rFonts w:hint="eastAsia"/>
-          <w:sz w:val="28"/>
-          <w:szCs w:val="28"/>
-        </w:rPr>
-        <w:t>“好……你说的对，我必须得撑住。”</w:t>
-      </w:r>
-      <w:r>
-        <w:rPr>
-          <w:rFonts w:hint="eastAsia"/>
-          <w:sz w:val="28"/>
-          <w:szCs w:val="28"/>
-          <w:lang w:val="en-US" w:eastAsia="zh-CN"/>
-        </w:rPr>
-        <w:t>||0000</w:t>
-      </w:r>
-    </w:p>
-    <w:p>
-      <w:pPr>
-        <w:rPr>
-          <w:rFonts w:hint="eastAsia"/>
-          <w:sz w:val="28"/>
-          <w:szCs w:val="28"/>
-        </w:rPr>
-      </w:pPr>
-    </w:p>
-    <w:p>
-      <w:pPr>
-        <w:rPr>
-          <w:rFonts w:hint="eastAsia"/>
-          <w:sz w:val="28"/>
-          <w:szCs w:val="28"/>
-          <w:lang w:val="en-US" w:eastAsia="zh-CN"/>
-        </w:rPr>
-      </w:pPr>
-      <w:r>
-        <w:rPr>
-          <w:rFonts w:hint="eastAsia"/>
-          <w:sz w:val="28"/>
-          <w:szCs w:val="28"/>
-          <w:lang w:val="en-US" w:eastAsia="zh-CN"/>
-        </w:rPr>
-        <w:t>||</w:t>
-      </w:r>
-      <w:r>
-        <w:rPr>
-          <w:rFonts w:hint="eastAsia"/>
-          <w:sz w:val="28"/>
-          <w:szCs w:val="28"/>
-        </w:rPr>
-        <w:t>他深吸一口气，努力把自己整理成那个你熟悉的、从容不迫的温叙</w:t>
-      </w:r>
-      <w:r>
-        <w:rPr>
-          <w:rFonts w:hint="eastAsia"/>
-          <w:sz w:val="28"/>
-          <w:szCs w:val="28"/>
-          <w:lang w:val="en-US" w:eastAsia="zh-CN"/>
-        </w:rPr>
-        <w:t>||</w:t>
-      </w:r>
-    </w:p>
-    <w:p>
-      <w:pPr>
-        <w:rPr>
-          <w:rFonts w:hint="eastAsia"/>
-          <w:sz w:val="28"/>
-          <w:szCs w:val="28"/>
-          <w:lang w:val="en-US" w:eastAsia="zh-CN"/>
-        </w:rPr>
-      </w:pPr>
-    </w:p>
-    <w:p>
-      <w:pPr>
-        <w:rPr>
-          <w:rFonts w:hint="default" w:eastAsiaTheme="minorEastAsia"/>
-          <w:sz w:val="28"/>
-          <w:szCs w:val="28"/>
-          <w:lang w:val="en-US" w:eastAsia="zh-CN"/>
-        </w:rPr>
-      </w:pPr>
-      <w:r>
-        <w:rPr>
-          <w:rFonts w:hint="eastAsia"/>
-          <w:sz w:val="28"/>
-          <w:szCs w:val="28"/>
-          <w:lang w:val="en-US" w:eastAsia="zh-CN"/>
-        </w:rPr>
-        <w:t>||</w:t>
-      </w:r>
-      <w:r>
-        <w:rPr>
-          <w:rFonts w:hint="eastAsia"/>
-          <w:sz w:val="28"/>
-          <w:szCs w:val="28"/>
-        </w:rPr>
-        <w:t>但他转身走向病房的背影，依然透着一股让人心疼的脆弱</w:t>
-      </w:r>
-      <w:r>
-        <w:rPr>
-          <w:rFonts w:hint="eastAsia"/>
-          <w:sz w:val="28"/>
-          <w:szCs w:val="28"/>
-          <w:lang w:val="en-US" w:eastAsia="zh-CN"/>
-        </w:rPr>
-        <w:t>||</w:t>
-      </w:r>
-    </w:p>
-    <w:p>
-      <w:pPr>
-        <w:rPr>
-          <w:rFonts w:hint="eastAsia"/>
-          <w:sz w:val="28"/>
-          <w:szCs w:val="28"/>
-        </w:rPr>
-      </w:pPr>
-    </w:p>
-    <w:p>
-      <w:pPr>
-        <w:rPr>
-          <w:rFonts w:hint="eastAsia"/>
-          <w:sz w:val="28"/>
-          <w:szCs w:val="28"/>
-          <w:lang w:val="en-US" w:eastAsia="zh-CN"/>
-        </w:rPr>
-      </w:pPr>
-      <w:r>
-        <w:rPr>
-          <w:rFonts w:hint="eastAsia"/>
-          <w:sz w:val="28"/>
-          <w:szCs w:val="28"/>
-          <w:lang w:val="en-US" w:eastAsia="zh-CN"/>
-        </w:rPr>
-        <w:t>||</w:t>
-      </w:r>
-      <w:r>
-        <w:rPr>
-          <w:rFonts w:hint="eastAsia"/>
-          <w:sz w:val="28"/>
-          <w:szCs w:val="28"/>
-        </w:rPr>
-        <w:t>你站在原地，看着他跟护士交涉后匆匆走进病房的背影</w:t>
-      </w:r>
-      <w:r>
-        <w:rPr>
-          <w:rFonts w:hint="eastAsia"/>
-          <w:sz w:val="28"/>
-          <w:szCs w:val="28"/>
-          <w:lang w:val="en-US" w:eastAsia="zh-CN"/>
-        </w:rPr>
-        <w:t>||</w:t>
-      </w:r>
-    </w:p>
-    <w:p>
-      <w:pPr>
-        <w:rPr>
-          <w:rFonts w:hint="eastAsia"/>
-          <w:sz w:val="28"/>
-          <w:szCs w:val="28"/>
-          <w:lang w:val="en-US" w:eastAsia="zh-CN"/>
-        </w:rPr>
-      </w:pPr>
-    </w:p>
-    <w:p>
-      <w:pPr>
-        <w:rPr>
-          <w:rFonts w:hint="default" w:eastAsiaTheme="minorEastAsia"/>
-          <w:sz w:val="28"/>
-          <w:szCs w:val="28"/>
-          <w:lang w:val="en-US" w:eastAsia="zh-CN"/>
-        </w:rPr>
-      </w:pPr>
-      <w:r>
-        <w:rPr>
-          <w:rFonts w:hint="eastAsia"/>
-          <w:sz w:val="28"/>
-          <w:szCs w:val="28"/>
-          <w:lang w:val="en-US" w:eastAsia="zh-CN"/>
-        </w:rPr>
-        <w:t>||</w:t>
-      </w:r>
-      <w:r>
-        <w:rPr>
-          <w:rFonts w:hint="eastAsia"/>
-          <w:sz w:val="28"/>
-          <w:szCs w:val="28"/>
-        </w:rPr>
-        <w:t>那种萦绕在心头多日的违和感，如同藤蔓般疯狂滋长，将你紧紧缠绕</w:t>
-      </w:r>
-      <w:r>
-        <w:rPr>
-          <w:rFonts w:hint="eastAsia"/>
-          <w:sz w:val="28"/>
-          <w:szCs w:val="28"/>
-          <w:lang w:val="en-US" w:eastAsia="zh-CN"/>
-        </w:rPr>
-        <w:t>||</w:t>
-      </w:r>
-    </w:p>
-    <w:p>
-      <w:pPr>
-        <w:rPr>
-          <w:rFonts w:hint="eastAsia"/>
-          <w:sz w:val="28"/>
-          <w:szCs w:val="28"/>
-        </w:rPr>
-      </w:pPr>
-    </w:p>
-    <w:p>
-      <w:pPr>
-        <w:rPr>
-          <w:rFonts w:hint="default" w:eastAsiaTheme="minorEastAsia"/>
-          <w:sz w:val="28"/>
-          <w:szCs w:val="28"/>
-          <w:lang w:val="en-US" w:eastAsia="zh-CN"/>
-        </w:rPr>
-      </w:pPr>
-      <w:r>
-        <w:rPr>
-          <w:rFonts w:hint="eastAsia"/>
-          <w:sz w:val="28"/>
-          <w:szCs w:val="28"/>
-          <w:lang w:val="en-US" w:eastAsia="zh-CN"/>
-        </w:rPr>
-        <w:t>||</w:t>
-      </w:r>
-      <w:r>
-        <w:rPr>
-          <w:rFonts w:hint="eastAsia"/>
-          <w:sz w:val="28"/>
-          <w:szCs w:val="28"/>
-        </w:rPr>
-        <w:t>他对你的依赖，是不是太重了？你们才认识多久？</w:t>
-      </w:r>
-      <w:r>
-        <w:rPr>
-          <w:rFonts w:hint="eastAsia"/>
-          <w:sz w:val="28"/>
-          <w:szCs w:val="28"/>
-          <w:lang w:val="en-US" w:eastAsia="zh-CN"/>
-        </w:rPr>
-        <w:t>||</w:t>
-      </w:r>
-    </w:p>
-    <w:p>
-      <w:pPr>
-        <w:rPr>
-          <w:rFonts w:hint="eastAsia"/>
-          <w:sz w:val="28"/>
-          <w:szCs w:val="28"/>
-        </w:rPr>
-      </w:pPr>
-    </w:p>
-    <w:p>
-      <w:pPr>
-        <w:rPr>
-          <w:rFonts w:hint="eastAsia"/>
-          <w:sz w:val="28"/>
-          <w:szCs w:val="28"/>
-          <w:lang w:val="en-US" w:eastAsia="zh-CN"/>
-        </w:rPr>
-      </w:pPr>
-      <w:r>
-        <w:rPr>
-          <w:rFonts w:hint="eastAsia"/>
-          <w:sz w:val="28"/>
-          <w:szCs w:val="28"/>
-          <w:lang w:val="en-US" w:eastAsia="zh-CN"/>
-        </w:rPr>
-        <w:t>||</w:t>
-      </w:r>
-      <w:r>
-        <w:rPr>
-          <w:rFonts w:hint="eastAsia"/>
-          <w:sz w:val="28"/>
-          <w:szCs w:val="28"/>
-        </w:rPr>
-        <w:t>或者说……他认识你，已经多久了？</w:t>
-      </w:r>
-      <w:r>
-        <w:rPr>
-          <w:rFonts w:hint="eastAsia"/>
-          <w:sz w:val="28"/>
-          <w:szCs w:val="28"/>
-          <w:lang w:val="en-US" w:eastAsia="zh-CN"/>
-        </w:rPr>
-        <w:t>||</w:t>
-      </w:r>
-    </w:p>
-    <w:p>
-      <w:pPr>
-        <w:rPr>
-          <w:rFonts w:hint="default"/>
-          <w:sz w:val="28"/>
-          <w:szCs w:val="28"/>
-          <w:lang w:val="en-US" w:eastAsia="zh-CN"/>
-        </w:rPr>
-      </w:pPr>
-    </w:p>
-    <w:p>
-      <w:pPr>
-        <w:rPr>
-          <w:rFonts w:hint="eastAsia"/>
-          <w:sz w:val="28"/>
-          <w:szCs w:val="28"/>
-        </w:rPr>
-      </w:pPr>
-      <w:r>
-        <w:rPr>
-          <w:rFonts w:hint="eastAsia"/>
-          <w:sz w:val="28"/>
-          <w:szCs w:val="28"/>
-        </w:rPr>
-        <w:t>【抉择选项】反握住他的手，轻声安抚</w:t>
-      </w:r>
-    </w:p>
-    <w:p>
-      <w:pPr>
-        <w:rPr>
-          <w:rFonts w:hint="eastAsia"/>
-          <w:sz w:val="28"/>
-          <w:szCs w:val="28"/>
-          <w:lang w:val="en-US" w:eastAsia="zh-CN"/>
-        </w:rPr>
-      </w:pPr>
-      <w:r>
-        <w:rPr>
-          <w:rFonts w:hint="eastAsia"/>
-          <w:sz w:val="28"/>
-          <w:szCs w:val="28"/>
-          <w:lang w:val="en-US" w:eastAsia="zh-CN"/>
-        </w:rPr>
-        <w:t>||</w:t>
-      </w:r>
-      <w:r>
-        <w:rPr>
-          <w:rFonts w:hint="eastAsia"/>
-          <w:sz w:val="28"/>
-          <w:szCs w:val="28"/>
-        </w:rPr>
-        <w:t>你看着他脆弱的样子，心里没来由地一软</w:t>
-      </w:r>
-      <w:r>
-        <w:rPr>
-          <w:rFonts w:hint="eastAsia"/>
-          <w:sz w:val="28"/>
-          <w:szCs w:val="28"/>
-          <w:lang w:val="en-US" w:eastAsia="zh-CN"/>
-        </w:rPr>
-        <w:t>||</w:t>
-      </w:r>
-    </w:p>
-    <w:p>
-      <w:pPr>
-        <w:rPr>
-          <w:rFonts w:hint="eastAsia"/>
-          <w:sz w:val="28"/>
-          <w:szCs w:val="28"/>
-        </w:rPr>
-      </w:pPr>
-    </w:p>
-    <w:p>
-      <w:pPr>
-        <w:rPr>
-          <w:rFonts w:hint="default" w:eastAsiaTheme="minorEastAsia"/>
-          <w:sz w:val="28"/>
-          <w:szCs w:val="28"/>
-          <w:lang w:val="en-US" w:eastAsia="zh-CN"/>
-        </w:rPr>
-      </w:pPr>
-      <w:r>
-        <w:rPr>
-          <w:rFonts w:hint="eastAsia"/>
-          <w:sz w:val="28"/>
-          <w:szCs w:val="28"/>
-          <w:lang w:val="en-US" w:eastAsia="zh-CN"/>
-        </w:rPr>
-        <w:t>||</w:t>
-      </w:r>
-      <w:r>
-        <w:rPr>
-          <w:rFonts w:hint="eastAsia"/>
-          <w:sz w:val="28"/>
-          <w:szCs w:val="28"/>
-        </w:rPr>
-        <w:t>你没有挣脱，反而用另一只手覆上了他的手背，试图传递一点你的温度给他</w:t>
-      </w:r>
-      <w:r>
-        <w:rPr>
-          <w:rFonts w:hint="eastAsia"/>
-          <w:sz w:val="28"/>
-          <w:szCs w:val="28"/>
-          <w:lang w:val="en-US" w:eastAsia="zh-CN"/>
-        </w:rPr>
-        <w:t>||</w:t>
-      </w:r>
-    </w:p>
-    <w:p>
-      <w:pPr>
-        <w:rPr>
-          <w:rFonts w:hint="eastAsia"/>
-          <w:sz w:val="28"/>
-          <w:szCs w:val="28"/>
-        </w:rPr>
-      </w:pPr>
-    </w:p>
-    <w:p>
-      <w:pPr>
-        <w:rPr>
-          <w:rFonts w:hint="default" w:eastAsiaTheme="minorEastAsia"/>
-          <w:sz w:val="28"/>
-          <w:szCs w:val="28"/>
-          <w:lang w:val="en-US" w:eastAsia="zh-CN"/>
-        </w:rPr>
-      </w:pPr>
-      <w:r>
-        <w:rPr>
-          <w:rFonts w:hint="eastAsia"/>
-          <w:sz w:val="28"/>
-          <w:szCs w:val="28"/>
-        </w:rPr>
-        <w:t>女主名</w:t>
-      </w:r>
-      <w:r>
-        <w:rPr>
-          <w:rFonts w:hint="eastAsia"/>
-          <w:sz w:val="28"/>
-          <w:szCs w:val="28"/>
-          <w:lang w:val="en-US" w:eastAsia="zh-CN"/>
-        </w:rPr>
-        <w:t>||</w:t>
-      </w:r>
-      <w:r>
-        <w:rPr>
-          <w:rFonts w:hint="eastAsia"/>
-          <w:sz w:val="28"/>
-          <w:szCs w:val="28"/>
-        </w:rPr>
-        <w:t>“没事了，阿姨现在很安全。你先平复一下呼吸，别自己也倒下了，阿姨等会儿醒了还需要你。”</w:t>
-      </w:r>
-      <w:r>
-        <w:rPr>
-          <w:rFonts w:hint="eastAsia"/>
-          <w:sz w:val="28"/>
-          <w:szCs w:val="28"/>
-          <w:lang w:val="en-US" w:eastAsia="zh-CN"/>
-        </w:rPr>
-        <w:t>||0000</w:t>
-      </w:r>
-    </w:p>
-    <w:p>
-      <w:pPr>
-        <w:rPr>
-          <w:rFonts w:hint="eastAsia"/>
-          <w:sz w:val="28"/>
-          <w:szCs w:val="28"/>
-        </w:rPr>
-      </w:pPr>
-    </w:p>
-    <w:p>
-      <w:pPr>
-        <w:rPr>
-          <w:rFonts w:hint="default" w:eastAsiaTheme="minorEastAsia"/>
-          <w:sz w:val="28"/>
-          <w:szCs w:val="28"/>
-          <w:lang w:val="en-US" w:eastAsia="zh-CN"/>
-        </w:rPr>
-      </w:pPr>
-      <w:r>
-        <w:rPr>
-          <w:rFonts w:hint="eastAsia"/>
-          <w:sz w:val="28"/>
-          <w:szCs w:val="28"/>
-          <w:lang w:val="en-US" w:eastAsia="zh-CN"/>
-        </w:rPr>
-        <w:t>||</w:t>
-      </w:r>
-      <w:r>
-        <w:rPr>
-          <w:rFonts w:hint="eastAsia"/>
-          <w:sz w:val="28"/>
-          <w:szCs w:val="28"/>
-        </w:rPr>
-        <w:t>感受到你掌心的温度，温叙如同触电般微微一窒</w:t>
+        </w:rPr>
+      </w:pPr>
+    </w:p>
+    <w:p>
+      <w:pPr>
+        <w:rPr>
+          <w:rFonts w:hint="default" w:eastAsiaTheme="minorEastAsia"/>
+          <w:sz w:val="28"/>
+          <w:szCs w:val="28"/>
+          <w:lang w:val="en-US" w:eastAsia="zh-CN"/>
+        </w:rPr>
+      </w:pPr>
+      <w:r>
+        <w:rPr>
+          <w:rFonts w:hint="eastAsia"/>
+          <w:sz w:val="28"/>
+          <w:szCs w:val="28"/>
+          <w:lang w:val="en-US" w:eastAsia="zh-CN"/>
+        </w:rPr>
+        <w:t>||</w:t>
+      </w:r>
+      <w:r>
+        <w:rPr>
+          <w:rFonts w:hint="eastAsia"/>
+          <w:sz w:val="28"/>
+          <w:szCs w:val="28"/>
+        </w:rPr>
+        <w:t>感受到你掌心的温度，温叙</w:t>
+      </w:r>
+      <w:bookmarkStart w:id="0" w:name="_GoBack"/>
+      <w:bookmarkEnd w:id="0"/>
+      <w:r>
+        <w:rPr>
+          <w:rFonts w:hint="eastAsia"/>
+          <w:sz w:val="28"/>
+          <w:szCs w:val="28"/>
+        </w:rPr>
+        <w:t>微微一窒</w:t>
       </w:r>
       <w:r>
         <w:rPr>
@@ -17079,17 +16883,7 @@
           <w:sz w:val="28"/>
           <w:szCs w:val="28"/>
         </w:rPr>
-        <w:t>【抉择选项</w:t>
-      </w:r>
-      <w:bookmarkStart w:id="0" w:name="_GoBack"/>
-      <w:bookmarkEnd w:id="0"/>
-      <w:r>
-        <w:rPr>
-          <w:rFonts w:hint="eastAsia"/>
-          <w:sz w:val="28"/>
-          <w:szCs w:val="28"/>
-        </w:rPr>
-        <w:t>】欣然赴约，探寻真相</w:t>
+        <w:t>【抉择选项】欣然赴约，探寻真相</w:t>
       </w:r>
     </w:p>
     <w:p>

--- a/Assets/Document/new/3.男主特殊事件/修订合集/温叙修订版.docx
+++ b/Assets/Document/new/3.男主特殊事件/修订合集/温叙修订版.docx
@@ -3156,7 +3156,17 @@
           <w:sz w:val="28"/>
           <w:szCs w:val="28"/>
         </w:rPr>
-        <w:t>【抉择选项B】</w:t>
+        <w:t>【抉择选项</w:t>
+      </w:r>
+      <w:bookmarkStart w:id="0" w:name="_GoBack"/>
+      <w:bookmarkEnd w:id="0"/>
+      <w:r>
+        <w:rPr>
+          <w:rFonts w:hint="eastAsia"/>
+          <w:sz w:val="28"/>
+          <w:szCs w:val="28"/>
+        </w:rPr>
+        <w:t>】</w:t>
       </w:r>
       <w:r>
         <w:rPr>
@@ -14947,17 +14957,7 @@
           <w:sz w:val="28"/>
           <w:szCs w:val="28"/>
         </w:rPr>
-        <w:t>感受到你掌心的温度，温叙</w:t>
-      </w:r>
-      <w:bookmarkStart w:id="0" w:name="_GoBack"/>
-      <w:bookmarkEnd w:id="0"/>
-      <w:r>
-        <w:rPr>
-          <w:rFonts w:hint="eastAsia"/>
-          <w:sz w:val="28"/>
-          <w:szCs w:val="28"/>
-        </w:rPr>
-        <w:t>微微一窒</w:t>
+        <w:t>感受到你掌心的温度，温叙微微一窒</w:t>
       </w:r>
       <w:r>
         <w:rPr>
